--- a/docs/実験の進め方.docx
+++ b/docs/実験の進め方.docx
@@ -332,16 +332,15 @@
         <w:tblLook w:firstColumn="1" w:firstRow="1" w:lastColumn="0" w:lastRow="0" w:noHBand="0" w:noVBand="1" w:val="04A0"/>
       </w:tblPr>
       <w:tblGrid>
-        <w:gridCol w:w="1996"/>
-        <w:gridCol w:w="1996"/>
-        <w:gridCol w:w="1996"/>
-        <w:gridCol w:w="1996"/>
-        <w:gridCol w:w="1996"/>
+        <w:gridCol w:w="2494"/>
+        <w:gridCol w:w="2494"/>
+        <w:gridCol w:w="2494"/>
+        <w:gridCol w:w="2494"/>
       </w:tblGrid>
       <w:tr>
         <w:tc>
           <w:tcPr>
-            <w:tcW w:type="dxa" w:w="1134"/>
+            <w:tcW w:type="dxa" w:w="1247"/>
           </w:tcPr>
           <w:p>
             <w:pPr>
@@ -351,7 +350,7 @@
         </w:tc>
         <w:tc>
           <w:tcPr>
-            <w:tcW w:type="dxa" w:w="1701"/>
+            <w:tcW w:type="dxa" w:w="2494"/>
           </w:tcPr>
           <w:p>
             <w:pPr>
@@ -369,7 +368,7 @@
         </w:tc>
         <w:tc>
           <w:tcPr>
-            <w:tcW w:type="dxa" w:w="1701"/>
+            <w:tcW w:type="dxa" w:w="2494"/>
           </w:tcPr>
           <w:p>
             <w:pPr>
@@ -387,7 +386,7 @@
         </w:tc>
         <w:tc>
           <w:tcPr>
-            <w:tcW w:type="dxa" w:w="1928"/>
+            <w:tcW w:type="dxa" w:w="2608"/>
           </w:tcPr>
           <w:p>
             <w:pPr>
@@ -403,29 +402,11 @@
             </w:r>
           </w:p>
         </w:tc>
-        <w:tc>
-          <w:tcPr>
-            <w:tcW w:type="dxa" w:w="2381"/>
-          </w:tcPr>
-          <w:p>
-            <w:pPr>
-              <w:spacing w:before="40" w:after="40"/>
-            </w:pPr>
-            <w:r>
-              <w:rPr>
-                <w:rFonts w:ascii="Yu Gothic" w:hAnsi="Yu Gothic" w:eastAsia="Yu Gothic"/>
-                <w:b/>
-                <w:sz w:val="19"/>
-              </w:rPr>
-              <w:t>使うポスター</w:t>
-            </w:r>
-          </w:p>
-        </w:tc>
       </w:tr>
       <w:tr>
         <w:tc>
           <w:tcPr>
-            <w:tcW w:type="dxa" w:w="1134"/>
+            <w:tcW w:type="dxa" w:w="1247"/>
           </w:tcPr>
           <w:p>
             <w:pPr>
@@ -443,7 +424,7 @@
         </w:tc>
         <w:tc>
           <w:tcPr>
-            <w:tcW w:type="dxa" w:w="1701"/>
+            <w:tcW w:type="dxa" w:w="2494"/>
           </w:tcPr>
           <w:p>
             <w:pPr>
@@ -461,7 +442,7 @@
         </w:tc>
         <w:tc>
           <w:tcPr>
-            <w:tcW w:type="dxa" w:w="1701"/>
+            <w:tcW w:type="dxa" w:w="2494"/>
           </w:tcPr>
           <w:p>
             <w:pPr>
@@ -479,7 +460,7 @@
         </w:tc>
         <w:tc>
           <w:tcPr>
-            <w:tcW w:type="dxa" w:w="1928"/>
+            <w:tcW w:type="dxa" w:w="2608"/>
           </w:tcPr>
           <w:p>
             <w:pPr>
@@ -495,29 +476,11 @@
             </w:r>
           </w:p>
         </w:tc>
-        <w:tc>
-          <w:tcPr>
-            <w:tcW w:type="dxa" w:w="2381"/>
-          </w:tcPr>
-          <w:p>
-            <w:pPr>
-              <w:spacing w:before="40" w:after="40"/>
-            </w:pPr>
-            <w:r>
-              <w:rPr>
-                <w:rFonts w:ascii="Yu Gothic" w:hAnsi="Yu Gothic" w:eastAsia="Yu Gothic"/>
-                <w:b w:val="0"/>
-                <w:sz w:val="19"/>
-              </w:rPr>
-              <w:t>ゆき D ／ かえり B</w:t>
-            </w:r>
-          </w:p>
-        </w:tc>
       </w:tr>
       <w:tr>
         <w:tc>
           <w:tcPr>
-            <w:tcW w:type="dxa" w:w="1134"/>
+            <w:tcW w:type="dxa" w:w="1247"/>
           </w:tcPr>
           <w:p>
             <w:pPr>
@@ -535,7 +498,7 @@
         </w:tc>
         <w:tc>
           <w:tcPr>
-            <w:tcW w:type="dxa" w:w="1701"/>
+            <w:tcW w:type="dxa" w:w="2494"/>
           </w:tcPr>
           <w:p>
             <w:pPr>
@@ -553,7 +516,7 @@
         </w:tc>
         <w:tc>
           <w:tcPr>
-            <w:tcW w:type="dxa" w:w="1701"/>
+            <w:tcW w:type="dxa" w:w="2494"/>
           </w:tcPr>
           <w:p>
             <w:pPr>
@@ -571,7 +534,7 @@
         </w:tc>
         <w:tc>
           <w:tcPr>
-            <w:tcW w:type="dxa" w:w="1928"/>
+            <w:tcW w:type="dxa" w:w="2608"/>
           </w:tcPr>
           <w:p>
             <w:pPr>
@@ -584,24 +547,6 @@
                 <w:sz w:val="19"/>
               </w:rPr>
               <w:t>あり</w:t>
-            </w:r>
-          </w:p>
-        </w:tc>
-        <w:tc>
-          <w:tcPr>
-            <w:tcW w:type="dxa" w:w="2381"/>
-          </w:tcPr>
-          <w:p>
-            <w:pPr>
-              <w:spacing w:before="40" w:after="40"/>
-            </w:pPr>
-            <w:r>
-              <w:rPr>
-                <w:rFonts w:ascii="Yu Gothic" w:hAnsi="Yu Gothic" w:eastAsia="Yu Gothic"/>
-                <w:b w:val="0"/>
-                <w:sz w:val="19"/>
-              </w:rPr>
-              <w:t>ゆき A ／ かえり C</w:t>
             </w:r>
           </w:p>
         </w:tc>
@@ -1172,6 +1117,35 @@
         <w:t>QRポスター</w:t>
       </w:r>
     </w:p>
+    <w:p>
+      <w:pPr>
+        <w:spacing w:before="0" w:after="80"/>
+      </w:pPr>
+      <w:r>
+        <w:rPr>
+          <w:rFonts w:ascii="Yu Gothic" w:hAnsi="Yu Gothic" w:eastAsia="Yu Gothic"/>
+          <w:b w:val="0"/>
+          <w:sz w:val="20"/>
+        </w:rPr>
+        <w:t>4枚ある。</w:t>
+      </w:r>
+      <w:r>
+        <w:rPr>
+          <w:rFonts w:ascii="Yu Gothic" w:hAnsi="Yu Gothic" w:eastAsia="Yu Gothic"/>
+          <w:b/>
+          <w:sz w:val="20"/>
+        </w:rPr>
+        <w:t>その日に使うのは2枚だけ。</w:t>
+      </w:r>
+      <w:r>
+        <w:rPr>
+          <w:rFonts w:ascii="Yu Gothic" w:hAnsi="Yu Gothic" w:eastAsia="Yu Gothic"/>
+          <w:b w:val="0"/>
+          <w:sz w:val="20"/>
+        </w:rPr>
+        <w:t>右上の表記のとおりに出す。</w:t>
+      </w:r>
+    </w:p>
     <w:tbl>
       <w:tblPr>
         <w:tblStyle w:val="TableGrid"/>
@@ -1181,14 +1155,13 @@
         <w:tblLook w:firstColumn="1" w:firstRow="1" w:lastColumn="0" w:lastRow="0" w:noHBand="0" w:noVBand="1" w:val="04A0"/>
       </w:tblPr>
       <w:tblGrid>
-        <w:gridCol w:w="3326"/>
-        <w:gridCol w:w="3326"/>
-        <w:gridCol w:w="3326"/>
+        <w:gridCol w:w="4989"/>
+        <w:gridCol w:w="4989"/>
       </w:tblGrid>
       <w:tr>
         <w:tc>
           <w:tcPr>
-            <w:tcW w:type="dxa" w:w="1020"/>
+            <w:tcW w:type="dxa" w:w="2268"/>
           </w:tcPr>
           <w:p>
             <w:pPr>
@@ -1200,13 +1173,13 @@
                 <w:b/>
                 <w:sz w:val="19"/>
               </w:rPr>
-              <w:t>記号</w:t>
+              <w:t>ポスターの表記</w:t>
             </w:r>
           </w:p>
         </w:tc>
         <w:tc>
           <w:tcPr>
-            <w:tcW w:type="dxa" w:w="2494"/>
+            <w:tcW w:type="dxa" w:w="5102"/>
           </w:tcPr>
           <w:p>
             <w:pPr>
@@ -1218,13 +1191,15 @@
                 <w:b/>
                 <w:sz w:val="19"/>
               </w:rPr>
-              <w:t>入れ方</w:t>
+              <w:t>中身</w:t>
             </w:r>
           </w:p>
         </w:tc>
+      </w:tr>
+      <w:tr>
         <w:tc>
           <w:tcPr>
-            <w:tcW w:type="dxa" w:w="2494"/>
+            <w:tcW w:type="dxa" w:w="2268"/>
           </w:tcPr>
           <w:p>
             <w:pPr>
@@ -1236,7 +1211,25 @@
                 <w:b/>
                 <w:sz w:val="19"/>
               </w:rPr>
-              <w:t>わからないボタン</w:t>
+              <w:t>1回目　ゆき</w:t>
+            </w:r>
+          </w:p>
+        </w:tc>
+        <w:tc>
+          <w:tcPr>
+            <w:tcW w:type="dxa" w:w="5102"/>
+          </w:tcPr>
+          <w:p>
+            <w:pPr>
+              <w:spacing w:before="40" w:after="40"/>
+            </w:pPr>
+            <w:r>
+              <w:rPr>
+                <w:rFonts w:ascii="Yu Gothic" w:hAnsi="Yu Gothic" w:eastAsia="Yu Gothic"/>
+                <w:b w:val="0"/>
+                <w:sz w:val="19"/>
+              </w:rPr>
+              <w:t>数字キー ＋ わからないボタンなし</w:t>
             </w:r>
           </w:p>
         </w:tc>
@@ -1244,7 +1237,7 @@
       <w:tr>
         <w:tc>
           <w:tcPr>
-            <w:tcW w:type="dxa" w:w="1020"/>
+            <w:tcW w:type="dxa" w:w="2268"/>
           </w:tcPr>
           <w:p>
             <w:pPr>
@@ -1256,13 +1249,13 @@
                 <w:b/>
                 <w:sz w:val="19"/>
               </w:rPr>
-              <w:t>A</w:t>
+              <w:t>1回目　かえり</w:t>
             </w:r>
           </w:p>
         </w:tc>
         <w:tc>
           <w:tcPr>
-            <w:tcW w:type="dxa" w:w="2494"/>
+            <w:tcW w:type="dxa" w:w="5102"/>
           </w:tcPr>
           <w:p>
             <w:pPr>
@@ -1274,13 +1267,33 @@
                 <w:b w:val="0"/>
                 <w:sz w:val="19"/>
               </w:rPr>
-              <w:t>＋−ボタン</w:t>
+              <w:t>＋−ボタン ＋ わからないボタンなし</w:t>
+            </w:r>
+          </w:p>
+        </w:tc>
+      </w:tr>
+      <w:tr>
+        <w:tc>
+          <w:tcPr>
+            <w:tcW w:type="dxa" w:w="2268"/>
+          </w:tcPr>
+          <w:p>
+            <w:pPr>
+              <w:spacing w:before="40" w:after="40"/>
+            </w:pPr>
+            <w:r>
+              <w:rPr>
+                <w:rFonts w:ascii="Yu Gothic" w:hAnsi="Yu Gothic" w:eastAsia="Yu Gothic"/>
+                <w:b/>
+                <w:sz w:val="19"/>
+              </w:rPr>
+              <w:t>2回目　ゆき</w:t>
             </w:r>
           </w:p>
         </w:tc>
         <w:tc>
           <w:tcPr>
-            <w:tcW w:type="dxa" w:w="2494"/>
+            <w:tcW w:type="dxa" w:w="5102"/>
           </w:tcPr>
           <w:p>
             <w:pPr>
@@ -1292,7 +1305,7 @@
                 <w:b w:val="0"/>
                 <w:sz w:val="19"/>
               </w:rPr>
-              <w:t>あり</w:t>
+              <w:t>＋−ボタン ＋ わからないボタンあり</w:t>
             </w:r>
           </w:p>
         </w:tc>
@@ -1300,7 +1313,7 @@
       <w:tr>
         <w:tc>
           <w:tcPr>
-            <w:tcW w:type="dxa" w:w="1020"/>
+            <w:tcW w:type="dxa" w:w="2268"/>
           </w:tcPr>
           <w:p>
             <w:pPr>
@@ -1312,13 +1325,13 @@
                 <w:b/>
                 <w:sz w:val="19"/>
               </w:rPr>
-              <w:t>B</w:t>
+              <w:t>2回目　かえり</w:t>
             </w:r>
           </w:p>
         </w:tc>
         <w:tc>
           <w:tcPr>
-            <w:tcW w:type="dxa" w:w="2494"/>
+            <w:tcW w:type="dxa" w:w="5102"/>
           </w:tcPr>
           <w:p>
             <w:pPr>
@@ -1330,137 +1343,7 @@
                 <w:b w:val="0"/>
                 <w:sz w:val="19"/>
               </w:rPr>
-              <w:t>＋−ボタン</w:t>
-            </w:r>
-          </w:p>
-        </w:tc>
-        <w:tc>
-          <w:tcPr>
-            <w:tcW w:type="dxa" w:w="2494"/>
-          </w:tcPr>
-          <w:p>
-            <w:pPr>
-              <w:spacing w:before="40" w:after="40"/>
-            </w:pPr>
-            <w:r>
-              <w:rPr>
-                <w:rFonts w:ascii="Yu Gothic" w:hAnsi="Yu Gothic" w:eastAsia="Yu Gothic"/>
-                <w:b w:val="0"/>
-                <w:sz w:val="19"/>
-              </w:rPr>
-              <w:t>なし</w:t>
-            </w:r>
-          </w:p>
-        </w:tc>
-      </w:tr>
-      <w:tr>
-        <w:tc>
-          <w:tcPr>
-            <w:tcW w:type="dxa" w:w="1020"/>
-          </w:tcPr>
-          <w:p>
-            <w:pPr>
-              <w:spacing w:before="40" w:after="40"/>
-            </w:pPr>
-            <w:r>
-              <w:rPr>
-                <w:rFonts w:ascii="Yu Gothic" w:hAnsi="Yu Gothic" w:eastAsia="Yu Gothic"/>
-                <w:b/>
-                <w:sz w:val="19"/>
-              </w:rPr>
-              <w:t>C</w:t>
-            </w:r>
-          </w:p>
-        </w:tc>
-        <w:tc>
-          <w:tcPr>
-            <w:tcW w:type="dxa" w:w="2494"/>
-          </w:tcPr>
-          <w:p>
-            <w:pPr>
-              <w:spacing w:before="40" w:after="40"/>
-            </w:pPr>
-            <w:r>
-              <w:rPr>
-                <w:rFonts w:ascii="Yu Gothic" w:hAnsi="Yu Gothic" w:eastAsia="Yu Gothic"/>
-                <w:b w:val="0"/>
-                <w:sz w:val="19"/>
-              </w:rPr>
-              <w:t>数字キー</w:t>
-            </w:r>
-          </w:p>
-        </w:tc>
-        <w:tc>
-          <w:tcPr>
-            <w:tcW w:type="dxa" w:w="2494"/>
-          </w:tcPr>
-          <w:p>
-            <w:pPr>
-              <w:spacing w:before="40" w:after="40"/>
-            </w:pPr>
-            <w:r>
-              <w:rPr>
-                <w:rFonts w:ascii="Yu Gothic" w:hAnsi="Yu Gothic" w:eastAsia="Yu Gothic"/>
-                <w:b w:val="0"/>
-                <w:sz w:val="19"/>
-              </w:rPr>
-              <w:t>あり</w:t>
-            </w:r>
-          </w:p>
-        </w:tc>
-      </w:tr>
-      <w:tr>
-        <w:tc>
-          <w:tcPr>
-            <w:tcW w:type="dxa" w:w="1020"/>
-          </w:tcPr>
-          <w:p>
-            <w:pPr>
-              <w:spacing w:before="40" w:after="40"/>
-            </w:pPr>
-            <w:r>
-              <w:rPr>
-                <w:rFonts w:ascii="Yu Gothic" w:hAnsi="Yu Gothic" w:eastAsia="Yu Gothic"/>
-                <w:b/>
-                <w:sz w:val="19"/>
-              </w:rPr>
-              <w:t>D</w:t>
-            </w:r>
-          </w:p>
-        </w:tc>
-        <w:tc>
-          <w:tcPr>
-            <w:tcW w:type="dxa" w:w="2494"/>
-          </w:tcPr>
-          <w:p>
-            <w:pPr>
-              <w:spacing w:before="40" w:after="40"/>
-            </w:pPr>
-            <w:r>
-              <w:rPr>
-                <w:rFonts w:ascii="Yu Gothic" w:hAnsi="Yu Gothic" w:eastAsia="Yu Gothic"/>
-                <w:b w:val="0"/>
-                <w:sz w:val="19"/>
-              </w:rPr>
-              <w:t>数字キー</w:t>
-            </w:r>
-          </w:p>
-        </w:tc>
-        <w:tc>
-          <w:tcPr>
-            <w:tcW w:type="dxa" w:w="2494"/>
-          </w:tcPr>
-          <w:p>
-            <w:pPr>
-              <w:spacing w:before="40" w:after="40"/>
-            </w:pPr>
-            <w:r>
-              <w:rPr>
-                <w:rFonts w:ascii="Yu Gothic" w:hAnsi="Yu Gothic" w:eastAsia="Yu Gothic"/>
-                <w:b w:val="0"/>
-                <w:sz w:val="19"/>
-              </w:rPr>
-              <w:t>なし</w:t>
+              <w:t>数字キー ＋ わからないボタンあり</w:t>
             </w:r>
           </w:p>
         </w:tc>
@@ -1470,6 +1353,19 @@
       <w:pPr>
         <w:spacing w:before="0" w:after="0"/>
       </w:pPr>
+    </w:p>
+    <w:p>
+      <w:pPr>
+        <w:spacing w:before="0" w:after="80"/>
+      </w:pPr>
+      <w:r>
+        <w:rPr>
+          <w:rFonts w:ascii="Yu Gothic" w:hAnsi="Yu Gothic" w:eastAsia="Yu Gothic"/>
+          <w:b w:val="0"/>
+          <w:sz w:val="20"/>
+        </w:rPr>
+        <w:t>ポスターに中身は書いていない。参加者が条件に気づくと、条件そのものへの反応が混ざるため。</w:t>
+      </w:r>
     </w:p>
     <w:p>
       <w:pPr>
@@ -2314,7 +2210,7 @@
                 <w:b w:val="0"/>
                 <w:sz w:val="19"/>
               </w:rPr>
-              <w:t>A・B・C・D の4枚。その日に使うのは2枚</w:t>
+              <w:t>4枚。その日に使うのは2枚</w:t>
             </w:r>
           </w:p>
         </w:tc>

--- a/docs/実験の進め方.docx
+++ b/docs/実験の進め方.docx
@@ -17,6 +17,7 @@
     </w:p>
     <w:p>
       <w:pPr>
+        <w:keepNext/>
         <w:spacing w:before="280" w:after="80"/>
         <w:pBdr>
           <w:bottom w:val="single" w:sz="8" w:space="2" w:color="1A4B8C"/>
@@ -52,6 +53,7 @@
           </w:tcPr>
           <w:p>
             <w:pPr>
+              <w:keepNext/>
               <w:spacing w:before="40" w:after="40"/>
             </w:pPr>
           </w:p>
@@ -62,6 +64,7 @@
           </w:tcPr>
           <w:p>
             <w:pPr>
+              <w:keepNext/>
               <w:spacing w:before="40" w:after="40"/>
             </w:pPr>
             <w:r>
@@ -80,6 +83,7 @@
           </w:tcPr>
           <w:p>
             <w:pPr>
+              <w:keepNext/>
               <w:spacing w:before="40" w:after="40"/>
             </w:pPr>
             <w:r>
@@ -98,6 +102,7 @@
           </w:tcPr>
           <w:p>
             <w:pPr>
+              <w:keepNext/>
               <w:spacing w:before="40" w:after="40"/>
             </w:pPr>
             <w:r>
@@ -118,6 +123,7 @@
           </w:tcPr>
           <w:p>
             <w:pPr>
+              <w:keepNext/>
               <w:spacing w:before="40" w:after="40"/>
             </w:pPr>
             <w:r>
@@ -136,6 +142,7 @@
           </w:tcPr>
           <w:p>
             <w:pPr>
+              <w:keepNext/>
               <w:spacing w:before="40" w:after="40"/>
             </w:pPr>
             <w:r>
@@ -154,6 +161,7 @@
           </w:tcPr>
           <w:p>
             <w:pPr>
+              <w:keepNext/>
               <w:spacing w:before="40" w:after="40"/>
             </w:pPr>
             <w:r>
@@ -172,6 +180,7 @@
           </w:tcPr>
           <w:p>
             <w:pPr>
+              <w:keepNext/>
               <w:spacing w:before="40" w:after="40"/>
             </w:pPr>
             <w:r>
@@ -192,6 +201,7 @@
           </w:tcPr>
           <w:p>
             <w:pPr>
+              <w:keepNext w:val="0"/>
               <w:spacing w:before="40" w:after="40"/>
             </w:pPr>
             <w:r>
@@ -210,6 +220,7 @@
           </w:tcPr>
           <w:p>
             <w:pPr>
+              <w:keepNext w:val="0"/>
               <w:spacing w:before="40" w:after="40"/>
             </w:pPr>
             <w:r>
@@ -228,6 +239,7 @@
           </w:tcPr>
           <w:p>
             <w:pPr>
+              <w:keepNext w:val="0"/>
               <w:spacing w:before="40" w:after="40"/>
             </w:pPr>
             <w:r>
@@ -246,6 +258,7 @@
           </w:tcPr>
           <w:p>
             <w:pPr>
+              <w:keepNext w:val="0"/>
               <w:spacing w:before="40" w:after="40"/>
             </w:pPr>
             <w:r>
@@ -280,6 +293,7 @@
     </w:p>
     <w:p>
       <w:pPr>
+        <w:keepNext/>
         <w:spacing w:before="280" w:after="80"/>
         <w:pBdr>
           <w:bottom w:val="single" w:sz="8" w:space="2" w:color="1A4B8C"/>
@@ -304,7 +318,23 @@
           <w:b w:val="0"/>
           <w:sz w:val="20"/>
         </w:rPr>
-        <w:t>1回＝ＪＲ吹田駅（南口）からの</w:t>
+        <w:t xml:space="preserve">参加者は </w:t>
+      </w:r>
+      <w:r>
+        <w:rPr>
+          <w:rFonts w:ascii="Yu Gothic" w:hAnsi="Yu Gothic" w:eastAsia="Yu Gothic"/>
+          <w:b/>
+          <w:sz w:val="20"/>
+        </w:rPr>
+        <w:t>Aさん〜Lさん</w:t>
+      </w:r>
+      <w:r>
+        <w:rPr>
+          <w:rFonts w:ascii="Yu Gothic" w:hAnsi="Yu Gothic" w:eastAsia="Yu Gothic"/>
+          <w:b w:val="0"/>
+          <w:sz w:val="20"/>
+        </w:rPr>
+        <w:t>（予備 Mさん〜Xさん）。1回＝ＪＲ吹田駅（南口）からの</w:t>
       </w:r>
       <w:r>
         <w:rPr>
@@ -323,6 +353,20 @@
         <w:t>。</w:t>
       </w:r>
     </w:p>
+    <w:p>
+      <w:pPr>
+        <w:keepNext/>
+        <w:spacing w:before="160" w:after="60"/>
+      </w:pPr>
+      <w:r>
+        <w:rPr>
+          <w:rFonts w:ascii="Yu Gothic" w:hAnsi="Yu Gothic" w:eastAsia="Yu Gothic"/>
+          <w:b/>
+          <w:sz w:val="22"/>
+        </w:rPr>
+        <w:t>入力方式</w:t>
+      </w:r>
+    </w:p>
     <w:tbl>
       <w:tblPr>
         <w:tblStyle w:val="TableGrid"/>
@@ -332,10 +376,9 @@
         <w:tblLook w:firstColumn="1" w:firstRow="1" w:lastColumn="0" w:lastRow="0" w:noHBand="0" w:noVBand="1" w:val="04A0"/>
       </w:tblPr>
       <w:tblGrid>
-        <w:gridCol w:w="2494"/>
-        <w:gridCol w:w="2494"/>
-        <w:gridCol w:w="2494"/>
-        <w:gridCol w:w="2494"/>
+        <w:gridCol w:w="3326"/>
+        <w:gridCol w:w="3326"/>
+        <w:gridCol w:w="3326"/>
       </w:tblGrid>
       <w:tr>
         <w:tc>
@@ -344,6 +387,7 @@
           </w:tcPr>
           <w:p>
             <w:pPr>
+              <w:keepNext/>
               <w:spacing w:before="40" w:after="40"/>
             </w:pPr>
           </w:p>
@@ -354,6 +398,7 @@
           </w:tcPr>
           <w:p>
             <w:pPr>
+              <w:keepNext/>
               <w:spacing w:before="40" w:after="40"/>
             </w:pPr>
             <w:r>
@@ -372,6 +417,7 @@
           </w:tcPr>
           <w:p>
             <w:pPr>
+              <w:keepNext/>
               <w:spacing w:before="40" w:after="40"/>
             </w:pPr>
             <w:r>
@@ -384,24 +430,6 @@
             </w:r>
           </w:p>
         </w:tc>
-        <w:tc>
-          <w:tcPr>
-            <w:tcW w:type="dxa" w:w="2608"/>
-          </w:tcPr>
-          <w:p>
-            <w:pPr>
-              <w:spacing w:before="40" w:after="40"/>
-            </w:pPr>
-            <w:r>
-              <w:rPr>
-                <w:rFonts w:ascii="Yu Gothic" w:hAnsi="Yu Gothic" w:eastAsia="Yu Gothic"/>
-                <w:b/>
-                <w:sz w:val="19"/>
-              </w:rPr>
-              <w:t>わからないボタン</w:t>
-            </w:r>
-          </w:p>
-        </w:tc>
       </w:tr>
       <w:tr>
         <w:tc>
@@ -410,6 +438,7 @@
           </w:tcPr>
           <w:p>
             <w:pPr>
+              <w:keepNext/>
               <w:spacing w:before="40" w:after="40"/>
             </w:pPr>
             <w:r>
@@ -428,6 +457,7 @@
           </w:tcPr>
           <w:p>
             <w:pPr>
+              <w:keepNext/>
               <w:spacing w:before="40" w:after="40"/>
             </w:pPr>
             <w:r>
@@ -436,7 +466,7 @@
                 <w:b/>
                 <w:sz w:val="19"/>
               </w:rPr>
-              <w:t>数字キー</w:t>
+              <w:t>テンキー</w:t>
             </w:r>
           </w:p>
         </w:tc>
@@ -446,6 +476,7 @@
           </w:tcPr>
           <w:p>
             <w:pPr>
+              <w:keepNext/>
               <w:spacing w:before="40" w:after="40"/>
             </w:pPr>
             <w:r>
@@ -458,24 +489,6 @@
             </w:r>
           </w:p>
         </w:tc>
-        <w:tc>
-          <w:tcPr>
-            <w:tcW w:type="dxa" w:w="2608"/>
-          </w:tcPr>
-          <w:p>
-            <w:pPr>
-              <w:spacing w:before="40" w:after="40"/>
-            </w:pPr>
-            <w:r>
-              <w:rPr>
-                <w:rFonts w:ascii="Yu Gothic" w:hAnsi="Yu Gothic" w:eastAsia="Yu Gothic"/>
-                <w:b w:val="0"/>
-                <w:sz w:val="19"/>
-              </w:rPr>
-              <w:t>なし</w:t>
-            </w:r>
-          </w:p>
-        </w:tc>
       </w:tr>
       <w:tr>
         <w:tc>
@@ -484,6 +497,7 @@
           </w:tcPr>
           <w:p>
             <w:pPr>
+              <w:keepNext w:val="0"/>
               <w:spacing w:before="40" w:after="40"/>
             </w:pPr>
             <w:r>
@@ -502,6 +516,7 @@
           </w:tcPr>
           <w:p>
             <w:pPr>
+              <w:keepNext w:val="0"/>
               <w:spacing w:before="40" w:after="40"/>
             </w:pPr>
             <w:r>
@@ -520,6 +535,7 @@
           </w:tcPr>
           <w:p>
             <w:pPr>
+              <w:keepNext w:val="0"/>
               <w:spacing w:before="40" w:after="40"/>
             </w:pPr>
             <w:r>
@@ -528,16 +544,219 @@
                 <w:b/>
                 <w:sz w:val="19"/>
               </w:rPr>
-              <w:t>数字キー</w:t>
+              <w:t>テンキー</w:t>
+            </w:r>
+          </w:p>
+        </w:tc>
+      </w:tr>
+    </w:tbl>
+    <w:p>
+      <w:pPr>
+        <w:spacing w:before="0" w:after="0"/>
+      </w:pPr>
+    </w:p>
+    <w:p>
+      <w:pPr>
+        <w:keepNext/>
+        <w:spacing w:before="160" w:after="60"/>
+      </w:pPr>
+      <w:r>
+        <w:rPr>
+          <w:rFonts w:ascii="Yu Gothic" w:hAnsi="Yu Gothic" w:eastAsia="Yu Gothic"/>
+          <w:b/>
+          <w:sz w:val="22"/>
+        </w:rPr>
+        <w:t>わからないボタン（往復とも同じ）</w:t>
+      </w:r>
+    </w:p>
+    <w:tbl>
+      <w:tblPr>
+        <w:tblStyle w:val="TableGrid"/>
+        <w:tblW w:type="auto" w:w="0"/>
+        <w:jc w:val="left"/>
+        <w:tblLayout w:type="fixed"/>
+        <w:tblLook w:firstColumn="1" w:firstRow="1" w:lastColumn="0" w:lastRow="0" w:noHBand="0" w:noVBand="1" w:val="04A0"/>
+      </w:tblPr>
+      <w:tblGrid>
+        <w:gridCol w:w="1996"/>
+        <w:gridCol w:w="1996"/>
+        <w:gridCol w:w="1996"/>
+        <w:gridCol w:w="1996"/>
+        <w:gridCol w:w="1996"/>
+      </w:tblGrid>
+      <w:tr>
+        <w:tc>
+          <w:tcPr>
+            <w:tcW w:type="dxa" w:w="1247"/>
+          </w:tcPr>
+          <w:p>
+            <w:pPr>
+              <w:keepNext/>
+              <w:spacing w:before="40" w:after="40"/>
+            </w:pPr>
+          </w:p>
+        </w:tc>
+        <w:tc>
+          <w:tcPr>
+            <w:tcW w:type="dxa" w:w="2154"/>
+          </w:tcPr>
+          <w:p>
+            <w:pPr>
+              <w:keepNext/>
+              <w:spacing w:before="40" w:after="40"/>
+            </w:pPr>
+            <w:r>
+              <w:rPr>
+                <w:rFonts w:ascii="Yu Gothic" w:hAnsi="Yu Gothic" w:eastAsia="Yu Gothic"/>
+                <w:b/>
+                <w:sz w:val="19"/>
+              </w:rPr>
+              <w:t>ID</w:t>
             </w:r>
           </w:p>
         </w:tc>
         <w:tc>
           <w:tcPr>
-            <w:tcW w:type="dxa" w:w="2608"/>
+            <w:tcW w:type="dxa" w:w="2154"/>
           </w:tcPr>
           <w:p>
             <w:pPr>
+              <w:keepNext/>
+              <w:spacing w:before="40" w:after="40"/>
+            </w:pPr>
+            <w:r>
+              <w:rPr>
+                <w:rFonts w:ascii="Yu Gothic" w:hAnsi="Yu Gothic" w:eastAsia="Yu Gothic"/>
+                <w:b/>
+                <w:sz w:val="19"/>
+              </w:rPr>
+              <w:t>予備</w:t>
+            </w:r>
+          </w:p>
+        </w:tc>
+        <w:tc>
+          <w:tcPr>
+            <w:tcW w:type="dxa" w:w="1361"/>
+          </w:tcPr>
+          <w:p>
+            <w:pPr>
+              <w:keepNext/>
+              <w:spacing w:before="40" w:after="40"/>
+            </w:pPr>
+            <w:r>
+              <w:rPr>
+                <w:rFonts w:ascii="Yu Gothic" w:hAnsi="Yu Gothic" w:eastAsia="Yu Gothic"/>
+                <w:b/>
+                <w:sz w:val="19"/>
+              </w:rPr>
+              <w:t>1回目</w:t>
+            </w:r>
+          </w:p>
+        </w:tc>
+        <w:tc>
+          <w:tcPr>
+            <w:tcW w:type="dxa" w:w="1361"/>
+          </w:tcPr>
+          <w:p>
+            <w:pPr>
+              <w:keepNext/>
+              <w:spacing w:before="40" w:after="40"/>
+            </w:pPr>
+            <w:r>
+              <w:rPr>
+                <w:rFonts w:ascii="Yu Gothic" w:hAnsi="Yu Gothic" w:eastAsia="Yu Gothic"/>
+                <w:b/>
+                <w:sz w:val="19"/>
+              </w:rPr>
+              <w:t>2回目</w:t>
+            </w:r>
+          </w:p>
+        </w:tc>
+      </w:tr>
+      <w:tr>
+        <w:tc>
+          <w:tcPr>
+            <w:tcW w:type="dxa" w:w="1247"/>
+          </w:tcPr>
+          <w:p>
+            <w:pPr>
+              <w:keepNext/>
+              <w:spacing w:before="40" w:after="40"/>
+            </w:pPr>
+            <w:r>
+              <w:rPr>
+                <w:rFonts w:ascii="Yu Gothic" w:hAnsi="Yu Gothic" w:eastAsia="Yu Gothic"/>
+                <w:b/>
+                <w:sz w:val="19"/>
+              </w:rPr>
+              <w:t>奇数組</w:t>
+            </w:r>
+          </w:p>
+        </w:tc>
+        <w:tc>
+          <w:tcPr>
+            <w:tcW w:type="dxa" w:w="2154"/>
+          </w:tcPr>
+          <w:p>
+            <w:pPr>
+              <w:keepNext/>
+              <w:spacing w:before="40" w:after="40"/>
+            </w:pPr>
+            <w:r>
+              <w:rPr>
+                <w:rFonts w:ascii="Yu Gothic" w:hAnsi="Yu Gothic" w:eastAsia="Yu Gothic"/>
+                <w:b w:val="0"/>
+                <w:sz w:val="19"/>
+              </w:rPr>
+              <w:t>A C E G I K</w:t>
+            </w:r>
+          </w:p>
+        </w:tc>
+        <w:tc>
+          <w:tcPr>
+            <w:tcW w:type="dxa" w:w="2154"/>
+          </w:tcPr>
+          <w:p>
+            <w:pPr>
+              <w:keepNext/>
+              <w:spacing w:before="40" w:after="40"/>
+            </w:pPr>
+            <w:r>
+              <w:rPr>
+                <w:rFonts w:ascii="Yu Gothic" w:hAnsi="Yu Gothic" w:eastAsia="Yu Gothic"/>
+                <w:b w:val="0"/>
+                <w:sz w:val="19"/>
+              </w:rPr>
+              <w:t>M O Q S U W</w:t>
+            </w:r>
+          </w:p>
+        </w:tc>
+        <w:tc>
+          <w:tcPr>
+            <w:tcW w:type="dxa" w:w="1361"/>
+          </w:tcPr>
+          <w:p>
+            <w:pPr>
+              <w:keepNext/>
+              <w:spacing w:before="40" w:after="40"/>
+            </w:pPr>
+            <w:r>
+              <w:rPr>
+                <w:rFonts w:ascii="Yu Gothic" w:hAnsi="Yu Gothic" w:eastAsia="Yu Gothic"/>
+                <w:b w:val="0"/>
+                <w:sz w:val="19"/>
+              </w:rPr>
+              <w:t>なし</w:t>
+            </w:r>
+          </w:p>
+        </w:tc>
+        <w:tc>
+          <w:tcPr>
+            <w:tcW w:type="dxa" w:w="1361"/>
+          </w:tcPr>
+          <w:p>
+            <w:pPr>
+              <w:keepNext/>
               <w:spacing w:before="40" w:after="40"/>
             </w:pPr>
             <w:r>
@@ -551,6 +770,103 @@
           </w:p>
         </w:tc>
       </w:tr>
+      <w:tr>
+        <w:tc>
+          <w:tcPr>
+            <w:tcW w:type="dxa" w:w="1247"/>
+          </w:tcPr>
+          <w:p>
+            <w:pPr>
+              <w:keepNext w:val="0"/>
+              <w:spacing w:before="40" w:after="40"/>
+            </w:pPr>
+            <w:r>
+              <w:rPr>
+                <w:rFonts w:ascii="Yu Gothic" w:hAnsi="Yu Gothic" w:eastAsia="Yu Gothic"/>
+                <w:b/>
+                <w:sz w:val="19"/>
+              </w:rPr>
+              <w:t>偶数組</w:t>
+            </w:r>
+          </w:p>
+        </w:tc>
+        <w:tc>
+          <w:tcPr>
+            <w:tcW w:type="dxa" w:w="2154"/>
+          </w:tcPr>
+          <w:p>
+            <w:pPr>
+              <w:keepNext w:val="0"/>
+              <w:spacing w:before="40" w:after="40"/>
+            </w:pPr>
+            <w:r>
+              <w:rPr>
+                <w:rFonts w:ascii="Yu Gothic" w:hAnsi="Yu Gothic" w:eastAsia="Yu Gothic"/>
+                <w:b w:val="0"/>
+                <w:sz w:val="19"/>
+              </w:rPr>
+              <w:t>B D F H J L</w:t>
+            </w:r>
+          </w:p>
+        </w:tc>
+        <w:tc>
+          <w:tcPr>
+            <w:tcW w:type="dxa" w:w="2154"/>
+          </w:tcPr>
+          <w:p>
+            <w:pPr>
+              <w:keepNext w:val="0"/>
+              <w:spacing w:before="40" w:after="40"/>
+            </w:pPr>
+            <w:r>
+              <w:rPr>
+                <w:rFonts w:ascii="Yu Gothic" w:hAnsi="Yu Gothic" w:eastAsia="Yu Gothic"/>
+                <w:b w:val="0"/>
+                <w:sz w:val="19"/>
+              </w:rPr>
+              <w:t>N P R T V X</w:t>
+            </w:r>
+          </w:p>
+        </w:tc>
+        <w:tc>
+          <w:tcPr>
+            <w:tcW w:type="dxa" w:w="1361"/>
+          </w:tcPr>
+          <w:p>
+            <w:pPr>
+              <w:keepNext w:val="0"/>
+              <w:spacing w:before="40" w:after="40"/>
+            </w:pPr>
+            <w:r>
+              <w:rPr>
+                <w:rFonts w:ascii="Yu Gothic" w:hAnsi="Yu Gothic" w:eastAsia="Yu Gothic"/>
+                <w:b/>
+                <w:sz w:val="19"/>
+              </w:rPr>
+              <w:t>あり</w:t>
+            </w:r>
+          </w:p>
+        </w:tc>
+        <w:tc>
+          <w:tcPr>
+            <w:tcW w:type="dxa" w:w="1361"/>
+          </w:tcPr>
+          <w:p>
+            <w:pPr>
+              <w:keepNext w:val="0"/>
+              <w:spacing w:before="40" w:after="40"/>
+            </w:pPr>
+            <w:r>
+              <w:rPr>
+                <w:rFonts w:ascii="Yu Gothic" w:hAnsi="Yu Gothic" w:eastAsia="Yu Gothic"/>
+                <w:b w:val="0"/>
+                <w:sz w:val="19"/>
+              </w:rPr>
+              <w:t>なし</w:t>
+            </w:r>
+          </w:p>
+        </w:tc>
+      </w:tr>
     </w:tbl>
     <w:p>
       <w:pPr>
@@ -559,6 +875,49 @@
     </w:p>
     <w:p>
       <w:pPr>
+        <w:spacing w:before="0" w:after="80"/>
+      </w:pPr>
+      <w:r>
+        <w:rPr>
+          <w:rFonts w:ascii="Yu Gothic" w:hAnsi="Yu Gothic" w:eastAsia="Yu Gothic"/>
+          <w:b w:val="0"/>
+          <w:sz w:val="20"/>
+        </w:rPr>
+        <w:t xml:space="preserve">条件はアプリが </w:t>
+      </w:r>
+      <w:r>
+        <w:rPr>
+          <w:rFonts w:ascii="Yu Gothic" w:hAnsi="Yu Gothic" w:eastAsia="Yu Gothic"/>
+          <w:b/>
+          <w:sz w:val="20"/>
+        </w:rPr>
+        <w:t>QR・ゆき／かえり・ID</w:t>
+      </w:r>
+      <w:r>
+        <w:rPr>
+          <w:rFonts w:ascii="Yu Gothic" w:hAnsi="Yu Gothic" w:eastAsia="Yu Gothic"/>
+          <w:b w:val="0"/>
+          <w:sz w:val="20"/>
+        </w:rPr>
+        <w:t xml:space="preserve"> から決める。</w:t>
+      </w:r>
+    </w:p>
+    <w:p>
+      <w:pPr>
+        <w:spacing w:before="0" w:after="80"/>
+      </w:pPr>
+      <w:r>
+        <w:rPr>
+          <w:rFonts w:ascii="Yu Gothic" w:hAnsi="Yu Gothic" w:eastAsia="Yu Gothic"/>
+          <w:b/>
+          <w:sz w:val="20"/>
+        </w:rPr>
+        <w:t>予備IDは、抜けた人と同じ組から使う。</w:t>
+      </w:r>
+    </w:p>
+    <w:p>
+      <w:pPr>
+        <w:keepNext/>
         <w:spacing w:before="160" w:after="60"/>
       </w:pPr>
       <w:r>
@@ -688,6 +1047,29 @@
       <w:r>
         <w:rPr>
           <w:rFonts w:ascii="Yu Gothic" w:hAnsi="Yu Gothic" w:eastAsia="Yu Gothic"/>
+          <w:b/>
+          <w:sz w:val="20"/>
+        </w:rPr>
+        <w:t>同じバスに1回目の人と2回目の人が混ざってよい</w:t>
+      </w:r>
+    </w:p>
+    <w:p>
+      <w:pPr>
+        <w:spacing w:before="0" w:after="60"/>
+        <w:ind w:left="283"/>
+      </w:pPr>
+      <w:r>
+        <w:rPr>
+          <w:rFonts w:ascii="Yu Gothic" w:hAnsi="Yu Gothic" w:eastAsia="Yu Gothic"/>
+          <w:b/>
+          <w:color w:val="1A4B8C"/>
+          <w:sz w:val="20"/>
+        </w:rPr>
+        <w:t xml:space="preserve">5.  </w:t>
+      </w:r>
+      <w:r>
+        <w:rPr>
+          <w:rFonts w:ascii="Yu Gothic" w:hAnsi="Yu Gothic" w:eastAsia="Yu Gothic"/>
           <w:b w:val="0"/>
           <w:sz w:val="20"/>
         </w:rPr>
@@ -696,6 +1078,7 @@
     </w:p>
     <w:p>
       <w:pPr>
+        <w:keepNext/>
         <w:spacing w:before="160" w:after="60"/>
       </w:pPr>
       <w:r>
@@ -730,6 +1113,7 @@
           </w:tcPr>
           <w:p>
             <w:pPr>
+              <w:keepNext/>
               <w:spacing w:before="40" w:after="40"/>
             </w:pPr>
           </w:p>
@@ -740,6 +1124,7 @@
           </w:tcPr>
           <w:p>
             <w:pPr>
+              <w:keepNext/>
               <w:spacing w:before="40" w:after="40"/>
             </w:pPr>
             <w:r>
@@ -758,6 +1143,7 @@
           </w:tcPr>
           <w:p>
             <w:pPr>
+              <w:keepNext/>
               <w:spacing w:before="40" w:after="40"/>
             </w:pPr>
             <w:r>
@@ -776,6 +1162,7 @@
           </w:tcPr>
           <w:p>
             <w:pPr>
+              <w:keepNext/>
               <w:spacing w:before="40" w:after="40"/>
             </w:pPr>
             <w:r>
@@ -794,6 +1181,7 @@
           </w:tcPr>
           <w:p>
             <w:pPr>
+              <w:keepNext/>
               <w:spacing w:before="40" w:after="40"/>
             </w:pPr>
             <w:r>
@@ -812,6 +1200,7 @@
           </w:tcPr>
           <w:p>
             <w:pPr>
+              <w:keepNext/>
               <w:spacing w:before="40" w:after="40"/>
             </w:pPr>
             <w:r>
@@ -832,6 +1221,7 @@
           </w:tcPr>
           <w:p>
             <w:pPr>
+              <w:keepNext/>
               <w:spacing w:before="40" w:after="40"/>
             </w:pPr>
             <w:r>
@@ -850,6 +1240,7 @@
           </w:tcPr>
           <w:p>
             <w:pPr>
+              <w:keepNext/>
               <w:spacing w:before="40" w:after="40"/>
             </w:pPr>
             <w:r>
@@ -868,6 +1259,7 @@
           </w:tcPr>
           <w:p>
             <w:pPr>
+              <w:keepNext/>
               <w:spacing w:before="40" w:after="40"/>
             </w:pPr>
             <w:r>
@@ -886,6 +1278,7 @@
           </w:tcPr>
           <w:p>
             <w:pPr>
+              <w:keepNext/>
               <w:spacing w:before="40" w:after="40"/>
             </w:pPr>
             <w:r>
@@ -904,6 +1297,7 @@
           </w:tcPr>
           <w:p>
             <w:pPr>
+              <w:keepNext/>
               <w:spacing w:before="40" w:after="40"/>
             </w:pPr>
             <w:r>
@@ -922,6 +1316,7 @@
           </w:tcPr>
           <w:p>
             <w:pPr>
+              <w:keepNext/>
               <w:spacing w:before="40" w:after="40"/>
             </w:pPr>
             <w:r>
@@ -942,6 +1337,7 @@
           </w:tcPr>
           <w:p>
             <w:pPr>
+              <w:keepNext w:val="0"/>
               <w:spacing w:before="40" w:after="40"/>
             </w:pPr>
             <w:r>
@@ -960,6 +1356,7 @@
           </w:tcPr>
           <w:p>
             <w:pPr>
+              <w:keepNext w:val="0"/>
               <w:spacing w:before="40" w:after="40"/>
             </w:pPr>
             <w:r>
@@ -978,6 +1375,7 @@
           </w:tcPr>
           <w:p>
             <w:pPr>
+              <w:keepNext w:val="0"/>
               <w:spacing w:before="40" w:after="40"/>
             </w:pPr>
             <w:r>
@@ -996,6 +1394,7 @@
           </w:tcPr>
           <w:p>
             <w:pPr>
+              <w:keepNext w:val="0"/>
               <w:spacing w:before="40" w:after="40"/>
             </w:pPr>
             <w:r>
@@ -1014,6 +1413,7 @@
           </w:tcPr>
           <w:p>
             <w:pPr>
+              <w:keepNext w:val="0"/>
               <w:spacing w:before="40" w:after="40"/>
             </w:pPr>
             <w:r>
@@ -1032,6 +1432,7 @@
           </w:tcPr>
           <w:p>
             <w:pPr>
+              <w:keepNext w:val="0"/>
               <w:spacing w:before="40" w:after="40"/>
             </w:pPr>
             <w:r>
@@ -1103,9 +1504,58 @@
         </w:rPr>
         <w:t>乗るのは [2]。</w:t>
       </w:r>
+      <w:r>
+        <w:rPr>
+          <w:rFonts w:ascii="Yu Gothic" w:hAnsi="Yu Gothic" w:eastAsia="Yu Gothic"/>
+          <w:b w:val="0"/>
+          <w:sz w:val="20"/>
+        </w:rPr>
+        <w:t xml:space="preserve">かえりは桃山台駅 </w:t>
+      </w:r>
+      <w:r>
+        <w:rPr>
+          <w:rFonts w:ascii="Yu Gothic" w:hAnsi="Yu Gothic" w:eastAsia="Yu Gothic"/>
+          <w:b/>
+          <w:sz w:val="20"/>
+        </w:rPr>
+        <w:t>2番のりば</w:t>
+      </w:r>
+      <w:r>
+        <w:rPr>
+          <w:rFonts w:ascii="Yu Gothic" w:hAnsi="Yu Gothic" w:eastAsia="Yu Gothic"/>
+          <w:b w:val="0"/>
+          <w:sz w:val="20"/>
+        </w:rPr>
+        <w:t xml:space="preserve">の </w:t>
+      </w:r>
+      <w:r>
+        <w:rPr>
+          <w:rFonts w:ascii="Yu Gothic" w:hAnsi="Yu Gothic" w:eastAsia="Yu Gothic"/>
+          <w:b/>
+          <w:sz w:val="20"/>
+        </w:rPr>
+        <w:t>[2]「ＪＲ吹田駅（南口）」</w:t>
+      </w:r>
+      <w:r>
+        <w:rPr>
+          <w:rFonts w:ascii="Yu Gothic" w:hAnsi="Yu Gothic" w:eastAsia="Yu Gothic"/>
+          <w:b w:val="0"/>
+          <w:sz w:val="20"/>
+        </w:rPr>
+        <w:t>。</w:t>
+      </w:r>
+      <w:r>
+        <w:rPr>
+          <w:rFonts w:ascii="Yu Gothic" w:hAnsi="Yu Gothic" w:eastAsia="Yu Gothic"/>
+          <w:b/>
+          <w:sz w:val="20"/>
+        </w:rPr>
+        <w:t>終点まで乗る。</w:t>
+      </w:r>
     </w:p>
     <w:p>
       <w:pPr>
+        <w:keepNext/>
         <w:spacing w:before="160" w:after="60"/>
       </w:pPr>
       <w:r>
@@ -1114,36 +1564,7 @@
           <w:b/>
           <w:sz w:val="22"/>
         </w:rPr>
-        <w:t>QRポスター</w:t>
-      </w:r>
-    </w:p>
-    <w:p>
-      <w:pPr>
-        <w:spacing w:before="0" w:after="80"/>
-      </w:pPr>
-      <w:r>
-        <w:rPr>
-          <w:rFonts w:ascii="Yu Gothic" w:hAnsi="Yu Gothic" w:eastAsia="Yu Gothic"/>
-          <w:b w:val="0"/>
-          <w:sz w:val="20"/>
-        </w:rPr>
-        <w:t>4枚ある。</w:t>
-      </w:r>
-      <w:r>
-        <w:rPr>
-          <w:rFonts w:ascii="Yu Gothic" w:hAnsi="Yu Gothic" w:eastAsia="Yu Gothic"/>
-          <w:b/>
-          <w:sz w:val="20"/>
-        </w:rPr>
-        <w:t>その日に使うのは2枚だけ。</w:t>
-      </w:r>
-      <w:r>
-        <w:rPr>
-          <w:rFonts w:ascii="Yu Gothic" w:hAnsi="Yu Gothic" w:eastAsia="Yu Gothic"/>
-          <w:b w:val="0"/>
-          <w:sz w:val="20"/>
-        </w:rPr>
-        <w:t>右上の表記のとおりに出す。</w:t>
+        <w:t>QRポスター（3枚）</w:t>
       </w:r>
     </w:p>
     <w:tbl>
@@ -1161,10 +1582,11 @@
       <w:tr>
         <w:tc>
           <w:tcPr>
-            <w:tcW w:type="dxa" w:w="2268"/>
+            <w:tcW w:type="dxa" w:w="1701"/>
           </w:tcPr>
           <w:p>
             <w:pPr>
+              <w:keepNext/>
               <w:spacing w:before="40" w:after="40"/>
             </w:pPr>
             <w:r>
@@ -1173,16 +1595,17 @@
                 <w:b/>
                 <w:sz w:val="19"/>
               </w:rPr>
-              <w:t>ポスターの表記</w:t>
+              <w:t>ポスター</w:t>
             </w:r>
           </w:p>
         </w:tc>
         <w:tc>
           <w:tcPr>
-            <w:tcW w:type="dxa" w:w="5102"/>
+            <w:tcW w:type="dxa" w:w="5669"/>
           </w:tcPr>
           <w:p>
             <w:pPr>
+              <w:keepNext/>
               <w:spacing w:before="40" w:after="40"/>
             </w:pPr>
             <w:r>
@@ -1191,7 +1614,7 @@
                 <w:b/>
                 <w:sz w:val="19"/>
               </w:rPr>
-              <w:t>中身</w:t>
+              <w:t>見せる人</w:t>
             </w:r>
           </w:p>
         </w:tc>
@@ -1199,10 +1622,11 @@
       <w:tr>
         <w:tc>
           <w:tcPr>
-            <w:tcW w:type="dxa" w:w="2268"/>
+            <w:tcW w:type="dxa" w:w="1701"/>
           </w:tcPr>
           <w:p>
             <w:pPr>
+              <w:keepNext/>
               <w:spacing w:before="40" w:after="40"/>
             </w:pPr>
             <w:r>
@@ -1211,16 +1635,17 @@
                 <w:b/>
                 <w:sz w:val="19"/>
               </w:rPr>
-              <w:t>1回目　ゆき</w:t>
+              <w:t>1回目</w:t>
             </w:r>
           </w:p>
         </w:tc>
         <w:tc>
           <w:tcPr>
-            <w:tcW w:type="dxa" w:w="5102"/>
+            <w:tcW w:type="dxa" w:w="5669"/>
           </w:tcPr>
           <w:p>
             <w:pPr>
+              <w:keepNext/>
               <w:spacing w:before="40" w:after="40"/>
             </w:pPr>
             <w:r>
@@ -1229,7 +1654,7 @@
                 <w:b w:val="0"/>
                 <w:sz w:val="19"/>
               </w:rPr>
-              <w:t>数字キー ＋ わからないボタンなし</w:t>
+              <w:t>UI研究で1回目の人</w:t>
             </w:r>
           </w:p>
         </w:tc>
@@ -1237,10 +1662,11 @@
       <w:tr>
         <w:tc>
           <w:tcPr>
-            <w:tcW w:type="dxa" w:w="2268"/>
+            <w:tcW w:type="dxa" w:w="1701"/>
           </w:tcPr>
           <w:p>
             <w:pPr>
+              <w:keepNext/>
               <w:spacing w:before="40" w:after="40"/>
             </w:pPr>
             <w:r>
@@ -1249,16 +1675,17 @@
                 <w:b/>
                 <w:sz w:val="19"/>
               </w:rPr>
-              <w:t>1回目　かえり</w:t>
+              <w:t>2回目</w:t>
             </w:r>
           </w:p>
         </w:tc>
         <w:tc>
           <w:tcPr>
-            <w:tcW w:type="dxa" w:w="5102"/>
+            <w:tcW w:type="dxa" w:w="5669"/>
           </w:tcPr>
           <w:p>
             <w:pPr>
+              <w:keepNext/>
               <w:spacing w:before="40" w:after="40"/>
             </w:pPr>
             <w:r>
@@ -1267,7 +1694,7 @@
                 <w:b w:val="0"/>
                 <w:sz w:val="19"/>
               </w:rPr>
-              <w:t>＋−ボタン ＋ わからないボタンなし</w:t>
+              <w:t>UI研究で2回目の人</w:t>
             </w:r>
           </w:p>
         </w:tc>
@@ -1275,10 +1702,11 @@
       <w:tr>
         <w:tc>
           <w:tcPr>
-            <w:tcW w:type="dxa" w:w="2268"/>
+            <w:tcW w:type="dxa" w:w="1701"/>
           </w:tcPr>
           <w:p>
             <w:pPr>
+              <w:keepNext w:val="0"/>
               <w:spacing w:before="40" w:after="40"/>
             </w:pPr>
             <w:r>
@@ -1287,16 +1715,17 @@
                 <w:b/>
                 <w:sz w:val="19"/>
               </w:rPr>
-              <w:t>2回目　ゆき</w:t>
+              <w:t>計数研究</w:t>
             </w:r>
           </w:p>
         </w:tc>
         <w:tc>
           <w:tcPr>
-            <w:tcW w:type="dxa" w:w="5102"/>
+            <w:tcW w:type="dxa" w:w="5669"/>
           </w:tcPr>
           <w:p>
             <w:pPr>
+              <w:keepNext w:val="0"/>
               <w:spacing w:before="40" w:after="40"/>
             </w:pPr>
             <w:r>
@@ -1305,45 +1734,7 @@
                 <w:b w:val="0"/>
                 <w:sz w:val="19"/>
               </w:rPr>
-              <w:t>＋−ボタン ＋ わからないボタンあり</w:t>
-            </w:r>
-          </w:p>
-        </w:tc>
-      </w:tr>
-      <w:tr>
-        <w:tc>
-          <w:tcPr>
-            <w:tcW w:type="dxa" w:w="2268"/>
-          </w:tcPr>
-          <w:p>
-            <w:pPr>
-              <w:spacing w:before="40" w:after="40"/>
-            </w:pPr>
-            <w:r>
-              <w:rPr>
-                <w:rFonts w:ascii="Yu Gothic" w:hAnsi="Yu Gothic" w:eastAsia="Yu Gothic"/>
-                <w:b/>
-                <w:sz w:val="19"/>
-              </w:rPr>
-              <w:t>2回目　かえり</w:t>
-            </w:r>
-          </w:p>
-        </w:tc>
-        <w:tc>
-          <w:tcPr>
-            <w:tcW w:type="dxa" w:w="5102"/>
-          </w:tcPr>
-          <w:p>
-            <w:pPr>
-              <w:spacing w:before="40" w:after="40"/>
-            </w:pPr>
-            <w:r>
-              <w:rPr>
-                <w:rFonts w:ascii="Yu Gothic" w:hAnsi="Yu Gothic" w:eastAsia="Yu Gothic"/>
-                <w:b w:val="0"/>
-                <w:sz w:val="19"/>
-              </w:rPr>
-              <w:t>数字キー ＋ わからないボタンあり</w:t>
+              <w:t>計数研究の人</w:t>
             </w:r>
           </w:p>
         </w:tc>
@@ -1361,14 +1752,663 @@
       <w:r>
         <w:rPr>
           <w:rFonts w:ascii="Yu Gothic" w:hAnsi="Yu Gothic" w:eastAsia="Yu Gothic"/>
+          <w:b/>
+          <w:sz w:val="20"/>
+        </w:rPr>
+        <w:t>名簿でその人が何回目かを確かめてから見せる。</w:t>
+      </w:r>
+      <w:r>
+        <w:rPr>
+          <w:rFonts w:ascii="Yu Gothic" w:hAnsi="Yu Gothic" w:eastAsia="Yu Gothic"/>
           <w:b w:val="0"/>
           <w:sz w:val="20"/>
         </w:rPr>
-        <w:t>ポスターに中身は書いていない。参加者が条件に気づくと、条件そのものへの反応が混ざるため。</w:t>
+        <w:t>参加者に条件は言わない。</w:t>
       </w:r>
     </w:p>
     <w:p>
       <w:pPr>
+        <w:keepNext/>
+        <w:spacing w:before="160" w:after="60"/>
+      </w:pPr>
+      <w:r>
+        <w:rPr>
+          <w:rFonts w:ascii="Yu Gothic" w:hAnsi="Yu Gothic" w:eastAsia="Yu Gothic"/>
+          <w:b/>
+          <w:sz w:val="22"/>
+        </w:rPr>
+        <w:t>南口ですること</w:t>
+      </w:r>
+    </w:p>
+    <w:p>
+      <w:pPr>
+        <w:spacing w:before="0" w:after="60"/>
+        <w:ind w:left="283"/>
+      </w:pPr>
+      <w:r>
+        <w:rPr>
+          <w:rFonts w:ascii="Yu Gothic" w:hAnsi="Yu Gothic" w:eastAsia="Yu Gothic"/>
+          <w:b/>
+          <w:color w:val="1A4B8C"/>
+          <w:sz w:val="20"/>
+        </w:rPr>
+        <w:t xml:space="preserve">1.  </w:t>
+      </w:r>
+      <w:r>
+        <w:rPr>
+          <w:rFonts w:ascii="Yu Gothic" w:hAnsi="Yu Gothic" w:eastAsia="Yu Gothic"/>
+          <w:b w:val="0"/>
+          <w:sz w:val="20"/>
+        </w:rPr>
+        <w:t>1回目の人にカードを渡す</w:t>
+      </w:r>
+    </w:p>
+    <w:p>
+      <w:pPr>
+        <w:spacing w:before="0" w:after="60"/>
+        <w:ind w:left="283"/>
+      </w:pPr>
+      <w:r>
+        <w:rPr>
+          <w:rFonts w:ascii="Yu Gothic" w:hAnsi="Yu Gothic" w:eastAsia="Yu Gothic"/>
+          <w:b/>
+          <w:color w:val="1A4B8C"/>
+          <w:sz w:val="20"/>
+        </w:rPr>
+        <w:t xml:space="preserve">2.  </w:t>
+      </w:r>
+      <w:r>
+        <w:rPr>
+          <w:rFonts w:ascii="Yu Gothic" w:hAnsi="Yu Gothic" w:eastAsia="Yu Gothic"/>
+          <w:b w:val="0"/>
+          <w:sz w:val="20"/>
+        </w:rPr>
+        <w:t>名簿で何回目かを確かめ、そのQRを見せる</w:t>
+      </w:r>
+    </w:p>
+    <w:p>
+      <w:pPr>
+        <w:spacing w:before="0" w:after="60"/>
+        <w:ind w:left="283"/>
+      </w:pPr>
+      <w:r>
+        <w:rPr>
+          <w:rFonts w:ascii="Yu Gothic" w:hAnsi="Yu Gothic" w:eastAsia="Yu Gothic"/>
+          <w:b/>
+          <w:color w:val="1A4B8C"/>
+          <w:sz w:val="20"/>
+        </w:rPr>
+        <w:t xml:space="preserve">3.  </w:t>
+      </w:r>
+      <w:r>
+        <w:rPr>
+          <w:rFonts w:ascii="Yu Gothic" w:hAnsi="Yu Gothic" w:eastAsia="Yu Gothic"/>
+          <w:b w:val="0"/>
+          <w:sz w:val="20"/>
+        </w:rPr>
+        <w:t>ログインしたら「</w:t>
+      </w:r>
+      <w:r>
+        <w:rPr>
+          <w:rFonts w:ascii="Yu Gothic" w:hAnsi="Yu Gothic" w:eastAsia="Yu Gothic"/>
+          <w:b/>
+          <w:sz w:val="20"/>
+        </w:rPr>
+        <w:t>ゆき　吹田駅 → 桃山台駅</w:t>
+      </w:r>
+      <w:r>
+        <w:rPr>
+          <w:rFonts w:ascii="Yu Gothic" w:hAnsi="Yu Gothic" w:eastAsia="Yu Gothic"/>
+          <w:b w:val="0"/>
+          <w:sz w:val="20"/>
+        </w:rPr>
+        <w:t>」を選んでもらう。画面の「</w:t>
+      </w:r>
+      <w:r>
+        <w:rPr>
+          <w:rFonts w:ascii="Yu Gothic" w:hAnsi="Yu Gothic" w:eastAsia="Yu Gothic"/>
+          <w:b/>
+          <w:sz w:val="20"/>
+        </w:rPr>
+        <w:t>○回目　ゆき</w:t>
+      </w:r>
+      <w:r>
+        <w:rPr>
+          <w:rFonts w:ascii="Yu Gothic" w:hAnsi="Yu Gothic" w:eastAsia="Yu Gothic"/>
+          <w:b w:val="0"/>
+          <w:sz w:val="20"/>
+        </w:rPr>
+        <w:t>」を確かめ、位置情報は「</w:t>
+      </w:r>
+      <w:r>
+        <w:rPr>
+          <w:rFonts w:ascii="Yu Gothic" w:hAnsi="Yu Gothic" w:eastAsia="Yu Gothic"/>
+          <w:b/>
+          <w:sz w:val="20"/>
+        </w:rPr>
+        <w:t>許可</w:t>
+      </w:r>
+      <w:r>
+        <w:rPr>
+          <w:rFonts w:ascii="Yu Gothic" w:hAnsi="Yu Gothic" w:eastAsia="Yu Gothic"/>
+          <w:b w:val="0"/>
+          <w:sz w:val="20"/>
+        </w:rPr>
+        <w:t>」してもらう</w:t>
+      </w:r>
+    </w:p>
+    <w:p>
+      <w:pPr>
+        <w:spacing w:before="0" w:after="60"/>
+        <w:ind w:left="283"/>
+      </w:pPr>
+      <w:r>
+        <w:rPr>
+          <w:rFonts w:ascii="Yu Gothic" w:hAnsi="Yu Gothic" w:eastAsia="Yu Gothic"/>
+          <w:b/>
+          <w:color w:val="1A4B8C"/>
+          <w:sz w:val="20"/>
+        </w:rPr>
+        <w:t xml:space="preserve">4.  </w:t>
+      </w:r>
+      <w:r>
+        <w:rPr>
+          <w:rFonts w:ascii="Yu Gothic" w:hAnsi="Yu Gothic" w:eastAsia="Yu Gothic"/>
+          <w:b w:val="0"/>
+          <w:sz w:val="20"/>
+        </w:rPr>
+        <w:t>のりばで練習。「</w:t>
+      </w:r>
+      <w:r>
+        <w:rPr>
+          <w:rFonts w:ascii="Yu Gothic" w:hAnsi="Yu Gothic" w:eastAsia="Yu Gothic"/>
+          <w:b/>
+          <w:sz w:val="20"/>
+        </w:rPr>
+        <w:t>練習</w:t>
+      </w:r>
+      <w:r>
+        <w:rPr>
+          <w:rFonts w:ascii="Yu Gothic" w:hAnsi="Yu Gothic" w:eastAsia="Yu Gothic"/>
+          <w:b w:val="0"/>
+          <w:sz w:val="20"/>
+        </w:rPr>
+        <w:t>」を押す → のりばで待っている人の数を</w:t>
+      </w:r>
+      <w:r>
+        <w:rPr>
+          <w:rFonts w:ascii="Yu Gothic" w:hAnsi="Yu Gothic" w:eastAsia="Yu Gothic"/>
+          <w:b/>
+          <w:sz w:val="20"/>
+        </w:rPr>
+        <w:t>2回</w:t>
+      </w:r>
+      <w:r>
+        <w:rPr>
+          <w:rFonts w:ascii="Yu Gothic" w:hAnsi="Yu Gothic" w:eastAsia="Yu Gothic"/>
+          <w:b w:val="0"/>
+          <w:sz w:val="20"/>
+        </w:rPr>
+        <w:t>答える → 画面の上の「</w:t>
+      </w:r>
+      <w:r>
+        <w:rPr>
+          <w:rFonts w:ascii="Yu Gothic" w:hAnsi="Yu Gothic" w:eastAsia="Yu Gothic"/>
+          <w:b/>
+          <w:sz w:val="20"/>
+        </w:rPr>
+        <w:t>練習モード</w:t>
+      </w:r>
+      <w:r>
+        <w:rPr>
+          <w:rFonts w:ascii="Yu Gothic" w:hAnsi="Yu Gothic" w:eastAsia="Yu Gothic"/>
+          <w:b w:val="0"/>
+          <w:sz w:val="20"/>
+        </w:rPr>
+        <w:t>」をタップして終える</w:t>
+      </w:r>
+    </w:p>
+    <w:p>
+      <w:pPr>
+        <w:spacing w:before="0" w:after="60"/>
+        <w:ind w:left="283"/>
+      </w:pPr>
+      <w:r>
+        <w:rPr>
+          <w:rFonts w:ascii="Yu Gothic" w:hAnsi="Yu Gothic" w:eastAsia="Yu Gothic"/>
+          <w:b/>
+          <w:color w:val="1A4B8C"/>
+          <w:sz w:val="20"/>
+        </w:rPr>
+        <w:t xml:space="preserve">5.  </w:t>
+      </w:r>
+      <w:r>
+        <w:rPr>
+          <w:rFonts w:ascii="Yu Gothic" w:hAnsi="Yu Gothic" w:eastAsia="Yu Gothic"/>
+          <w:b w:val="0"/>
+          <w:sz w:val="20"/>
+        </w:rPr>
+        <w:t>乗るバスを指定して送り出す。「</w:t>
+      </w:r>
+      <w:r>
+        <w:rPr>
+          <w:rFonts w:ascii="Yu Gothic" w:hAnsi="Yu Gothic" w:eastAsia="Yu Gothic"/>
+          <w:b/>
+          <w:sz w:val="20"/>
+        </w:rPr>
+        <w:t>桃山台駅で降りたら『かえりに切り替える』を押してください</w:t>
+      </w:r>
+      <w:r>
+        <w:rPr>
+          <w:rFonts w:ascii="Yu Gothic" w:hAnsi="Yu Gothic" w:eastAsia="Yu Gothic"/>
+          <w:b w:val="0"/>
+          <w:sz w:val="20"/>
+        </w:rPr>
+        <w:t>」と一言伝える</w:t>
+      </w:r>
+    </w:p>
+    <w:p>
+      <w:pPr>
+        <w:spacing w:before="0" w:after="60"/>
+        <w:ind w:left="283"/>
+      </w:pPr>
+      <w:r>
+        <w:rPr>
+          <w:rFonts w:ascii="Yu Gothic" w:hAnsi="Yu Gothic" w:eastAsia="Yu Gothic"/>
+          <w:b/>
+          <w:color w:val="1A4B8C"/>
+          <w:sz w:val="20"/>
+        </w:rPr>
+        <w:t xml:space="preserve">6.  </w:t>
+      </w:r>
+      <w:r>
+        <w:rPr>
+          <w:rFonts w:ascii="Yu Gothic" w:hAnsi="Yu Gothic" w:eastAsia="Yu Gothic"/>
+          <w:b w:val="0"/>
+          <w:sz w:val="20"/>
+        </w:rPr>
+        <w:t>送り出したら離脱する。</w:t>
+      </w:r>
+      <w:r>
+        <w:rPr>
+          <w:rFonts w:ascii="Yu Gothic" w:hAnsi="Yu Gothic" w:eastAsia="Yu Gothic"/>
+          <w:b/>
+          <w:sz w:val="20"/>
+        </w:rPr>
+        <w:t>松本はバスに乗らない</w:t>
+      </w:r>
+    </w:p>
+    <w:p>
+      <w:pPr>
+        <w:keepNext/>
+        <w:spacing w:before="160" w:after="60"/>
+      </w:pPr>
+      <w:r>
+        <w:rPr>
+          <w:rFonts w:ascii="Yu Gothic" w:hAnsi="Yu Gothic" w:eastAsia="Yu Gothic"/>
+          <w:b/>
+          <w:sz w:val="22"/>
+        </w:rPr>
+        <w:t>かえりの切り替え</w:t>
+      </w:r>
+    </w:p>
+    <w:tbl>
+      <w:tblPr>
+        <w:tblStyle w:val="TableGrid"/>
+        <w:tblW w:type="auto" w:w="0"/>
+        <w:jc w:val="left"/>
+        <w:tblLayout w:type="fixed"/>
+        <w:tblLook w:firstColumn="1" w:firstRow="1" w:lastColumn="0" w:lastRow="0" w:noHBand="0" w:noVBand="1" w:val="04A0"/>
+      </w:tblPr>
+      <w:tblGrid>
+        <w:gridCol w:w="4989"/>
+        <w:gridCol w:w="4989"/>
+      </w:tblGrid>
+      <w:tr>
+        <w:tc>
+          <w:tcPr>
+            <w:tcW w:type="dxa" w:w="1587"/>
+          </w:tcPr>
+          <w:p>
+            <w:pPr>
+              <w:keepNext/>
+              <w:spacing w:before="40" w:after="40"/>
+            </w:pPr>
+            <w:r>
+              <w:rPr>
+                <w:rFonts w:ascii="Yu Gothic" w:hAnsi="Yu Gothic" w:eastAsia="Yu Gothic"/>
+                <w:b/>
+                <w:sz w:val="19"/>
+              </w:rPr>
+              <w:t>QR</w:t>
+            </w:r>
+          </w:p>
+        </w:tc>
+        <w:tc>
+          <w:tcPr>
+            <w:tcW w:type="dxa" w:w="7257"/>
+          </w:tcPr>
+          <w:p>
+            <w:pPr>
+              <w:keepNext/>
+              <w:spacing w:before="40" w:after="40"/>
+            </w:pPr>
+            <w:r>
+              <w:rPr>
+                <w:rFonts w:ascii="Yu Gothic" w:hAnsi="Yu Gothic" w:eastAsia="Yu Gothic"/>
+                <w:b w:val="0"/>
+                <w:sz w:val="19"/>
+              </w:rPr>
+              <w:t>南口で1回読むだけ</w:t>
+            </w:r>
+          </w:p>
+        </w:tc>
+      </w:tr>
+      <w:tr>
+        <w:tc>
+          <w:tcPr>
+            <w:tcW w:type="dxa" w:w="1587"/>
+          </w:tcPr>
+          <w:p>
+            <w:pPr>
+              <w:keepNext/>
+              <w:spacing w:before="40" w:after="40"/>
+            </w:pPr>
+            <w:r>
+              <w:rPr>
+                <w:rFonts w:ascii="Yu Gothic" w:hAnsi="Yu Gothic" w:eastAsia="Yu Gothic"/>
+                <w:b/>
+                <w:sz w:val="19"/>
+              </w:rPr>
+              <w:t>切り替え</w:t>
+            </w:r>
+          </w:p>
+        </w:tc>
+        <w:tc>
+          <w:tcPr>
+            <w:tcW w:type="dxa" w:w="7257"/>
+          </w:tcPr>
+          <w:p>
+            <w:pPr>
+              <w:keepNext/>
+              <w:spacing w:before="40" w:after="40"/>
+            </w:pPr>
+            <w:r>
+              <w:rPr>
+                <w:rFonts w:ascii="Yu Gothic" w:hAnsi="Yu Gothic" w:eastAsia="Yu Gothic"/>
+                <w:b w:val="0"/>
+                <w:sz w:val="19"/>
+              </w:rPr>
+              <w:t>桃山台駅で参加者がアプリの「</w:t>
+            </w:r>
+            <w:r>
+              <w:rPr>
+                <w:rFonts w:ascii="Yu Gothic" w:hAnsi="Yu Gothic" w:eastAsia="Yu Gothic"/>
+                <w:b/>
+                <w:sz w:val="19"/>
+              </w:rPr>
+              <w:t>かえりに切り替える</w:t>
+            </w:r>
+            <w:r>
+              <w:rPr>
+                <w:rFonts w:ascii="Yu Gothic" w:hAnsi="Yu Gothic" w:eastAsia="Yu Gothic"/>
+                <w:b w:val="0"/>
+                <w:sz w:val="19"/>
+              </w:rPr>
+              <w:t>」を押す</w:t>
+            </w:r>
+          </w:p>
+        </w:tc>
+      </w:tr>
+      <w:tr>
+        <w:tc>
+          <w:tcPr>
+            <w:tcW w:type="dxa" w:w="1587"/>
+          </w:tcPr>
+          <w:p>
+            <w:pPr>
+              <w:keepNext/>
+              <w:spacing w:before="40" w:after="40"/>
+            </w:pPr>
+            <w:r>
+              <w:rPr>
+                <w:rFonts w:ascii="Yu Gothic" w:hAnsi="Yu Gothic" w:eastAsia="Yu Gothic"/>
+                <w:b/>
+                <w:sz w:val="19"/>
+              </w:rPr>
+              <w:t>押し忘れ</w:t>
+            </w:r>
+          </w:p>
+        </w:tc>
+        <w:tc>
+          <w:tcPr>
+            <w:tcW w:type="dxa" w:w="7257"/>
+          </w:tcPr>
+          <w:p>
+            <w:pPr>
+              <w:keepNext/>
+              <w:spacing w:before="40" w:after="40"/>
+            </w:pPr>
+            <w:r>
+              <w:rPr>
+                <w:rFonts w:ascii="Yu Gothic" w:hAnsi="Yu Gothic" w:eastAsia="Yu Gothic"/>
+                <w:b w:val="0"/>
+                <w:sz w:val="19"/>
+              </w:rPr>
+              <w:t>ゆきを選んで70分たつと、画面に押すよう案内が出る</w:t>
+            </w:r>
+          </w:p>
+        </w:tc>
+      </w:tr>
+      <w:tr>
+        <w:tc>
+          <w:tcPr>
+            <w:tcW w:type="dxa" w:w="1587"/>
+          </w:tcPr>
+          <w:p>
+            <w:pPr>
+              <w:keepNext w:val="0"/>
+              <w:spacing w:before="40" w:after="40"/>
+            </w:pPr>
+            <w:r>
+              <w:rPr>
+                <w:rFonts w:ascii="Yu Gothic" w:hAnsi="Yu Gothic" w:eastAsia="Yu Gothic"/>
+                <w:b/>
+                <w:sz w:val="19"/>
+              </w:rPr>
+              <w:t>押し間違い</w:t>
+            </w:r>
+          </w:p>
+        </w:tc>
+        <w:tc>
+          <w:tcPr>
+            <w:tcW w:type="dxa" w:w="7257"/>
+          </w:tcPr>
+          <w:p>
+            <w:pPr>
+              <w:keepNext w:val="0"/>
+              <w:spacing w:before="40" w:after="40"/>
+            </w:pPr>
+            <w:r>
+              <w:rPr>
+                <w:rFonts w:ascii="Yu Gothic" w:hAnsi="Yu Gothic" w:eastAsia="Yu Gothic"/>
+                <w:b w:val="0"/>
+                <w:sz w:val="19"/>
+              </w:rPr>
+              <w:t>「</w:t>
+            </w:r>
+            <w:r>
+              <w:rPr>
+                <w:rFonts w:ascii="Yu Gothic" w:hAnsi="Yu Gothic" w:eastAsia="Yu Gothic"/>
+                <w:b/>
+                <w:sz w:val="19"/>
+              </w:rPr>
+              <w:t>ゆきに戻す</w:t>
+            </w:r>
+            <w:r>
+              <w:rPr>
+                <w:rFonts w:ascii="Yu Gothic" w:hAnsi="Yu Gothic" w:eastAsia="Yu Gothic"/>
+                <w:b w:val="0"/>
+                <w:sz w:val="19"/>
+              </w:rPr>
+              <w:t>」で戻せる</w:t>
+            </w:r>
+          </w:p>
+        </w:tc>
+      </w:tr>
+    </w:tbl>
+    <w:p>
+      <w:pPr>
+        <w:spacing w:before="0" w:after="0"/>
+      </w:pPr>
+    </w:p>
+    <w:p>
+      <w:pPr>
+        <w:keepNext/>
+        <w:spacing w:before="160" w:after="60"/>
+      </w:pPr>
+      <w:r>
+        <w:rPr>
+          <w:rFonts w:ascii="Yu Gothic" w:hAnsi="Yu Gothic" w:eastAsia="Yu Gothic"/>
+          <w:b/>
+          <w:sz w:val="22"/>
+        </w:rPr>
+        <w:t>数え方（参加者に伝える）</w:t>
+      </w:r>
+    </w:p>
+    <w:tbl>
+      <w:tblPr>
+        <w:tblStyle w:val="TableGrid"/>
+        <w:tblW w:type="auto" w:w="0"/>
+        <w:jc w:val="left"/>
+        <w:tblLayout w:type="fixed"/>
+        <w:tblLook w:firstColumn="1" w:firstRow="1" w:lastColumn="0" w:lastRow="0" w:noHBand="0" w:noVBand="1" w:val="04A0"/>
+      </w:tblPr>
+      <w:tblGrid>
+        <w:gridCol w:w="4989"/>
+        <w:gridCol w:w="4989"/>
+      </w:tblGrid>
+      <w:tr>
+        <w:tc>
+          <w:tcPr>
+            <w:tcW w:type="dxa" w:w="1587"/>
+          </w:tcPr>
+          <w:p>
+            <w:pPr>
+              <w:keepNext/>
+              <w:spacing w:before="40" w:after="40"/>
+            </w:pPr>
+            <w:r>
+              <w:rPr>
+                <w:rFonts w:ascii="Yu Gothic" w:hAnsi="Yu Gothic" w:eastAsia="Yu Gothic"/>
+                <w:b/>
+                <w:sz w:val="19"/>
+              </w:rPr>
+              <w:t>数に入れる人</w:t>
+            </w:r>
+          </w:p>
+        </w:tc>
+        <w:tc>
+          <w:tcPr>
+            <w:tcW w:type="dxa" w:w="7257"/>
+          </w:tcPr>
+          <w:p>
+            <w:pPr>
+              <w:keepNext/>
+              <w:spacing w:before="40" w:after="40"/>
+            </w:pPr>
+            <w:r>
+              <w:rPr>
+                <w:rFonts w:ascii="Yu Gothic" w:hAnsi="Yu Gothic" w:eastAsia="Yu Gothic"/>
+                <w:b w:val="0"/>
+                <w:sz w:val="19"/>
+              </w:rPr>
+              <w:t>運転士以外で、車内にいる全員。</w:t>
+            </w:r>
+            <w:r>
+              <w:rPr>
+                <w:rFonts w:ascii="Yu Gothic" w:hAnsi="Yu Gothic" w:eastAsia="Yu Gothic"/>
+                <w:b/>
+                <w:sz w:val="19"/>
+              </w:rPr>
+              <w:t>自分も入れる</w:t>
+            </w:r>
+          </w:p>
+        </w:tc>
+      </w:tr>
+      <w:tr>
+        <w:tc>
+          <w:tcPr>
+            <w:tcW w:type="dxa" w:w="1587"/>
+          </w:tcPr>
+          <w:p>
+            <w:pPr>
+              <w:keepNext w:val="0"/>
+              <w:spacing w:before="40" w:after="40"/>
+            </w:pPr>
+            <w:r>
+              <w:rPr>
+                <w:rFonts w:ascii="Yu Gothic" w:hAnsi="Yu Gothic" w:eastAsia="Yu Gothic"/>
+                <w:b/>
+                <w:sz w:val="19"/>
+              </w:rPr>
+              <w:t>いつ</w:t>
+            </w:r>
+          </w:p>
+        </w:tc>
+        <w:tc>
+          <w:tcPr>
+            <w:tcW w:type="dxa" w:w="7257"/>
+          </w:tcPr>
+          <w:p>
+            <w:pPr>
+              <w:keepNext w:val="0"/>
+              <w:spacing w:before="40" w:after="40"/>
+            </w:pPr>
+            <w:r>
+              <w:rPr>
+                <w:rFonts w:ascii="Yu Gothic" w:hAnsi="Yu Gothic" w:eastAsia="Yu Gothic"/>
+                <w:b w:val="0"/>
+                <w:sz w:val="19"/>
+              </w:rPr>
+              <w:t>バス停を</w:t>
+            </w:r>
+            <w:r>
+              <w:rPr>
+                <w:rFonts w:ascii="Yu Gothic" w:hAnsi="Yu Gothic" w:eastAsia="Yu Gothic"/>
+                <w:b/>
+                <w:sz w:val="19"/>
+              </w:rPr>
+              <w:t>発車したら</w:t>
+            </w:r>
+            <w:r>
+              <w:rPr>
+                <w:rFonts w:ascii="Yu Gothic" w:hAnsi="Yu Gothic" w:eastAsia="Yu Gothic"/>
+                <w:b w:val="0"/>
+                <w:sz w:val="19"/>
+              </w:rPr>
+              <w:t>数えて答え、</w:t>
+            </w:r>
+            <w:r>
+              <w:rPr>
+                <w:rFonts w:ascii="Yu Gothic" w:hAnsi="Yu Gothic" w:eastAsia="Yu Gothic"/>
+                <w:b/>
+                <w:sz w:val="19"/>
+              </w:rPr>
+              <w:t>次のバス停で停まるまでに送る</w:t>
+            </w:r>
+          </w:p>
+        </w:tc>
+      </w:tr>
+    </w:tbl>
+    <w:p>
+      <w:pPr>
+        <w:spacing w:before="0" w:after="0"/>
+      </w:pPr>
+    </w:p>
+    <w:p>
+      <w:pPr>
+        <w:keepNext/>
         <w:spacing w:before="280" w:after="80"/>
         <w:pBdr>
           <w:bottom w:val="single" w:sz="8" w:space="2" w:color="1A4B8C"/>
@@ -1409,7 +2449,7 @@
           <w:b w:val="0"/>
           <w:sz w:val="20"/>
         </w:rPr>
-        <w:t>に行う。1回＝往復2本。</w:t>
+        <w:t>に行う。1回＝往復2本。参加回数は UI研究 とは別に数える。</w:t>
       </w:r>
     </w:p>
     <w:tbl>
@@ -1428,20 +2468,22 @@
       <w:tr>
         <w:tc>
           <w:tcPr>
-            <w:tcW w:type="dxa" w:w="1134"/>
+            <w:tcW w:type="dxa" w:w="1020"/>
           </w:tcPr>
           <w:p>
             <w:pPr>
+              <w:keepNext/>
               <w:spacing w:before="40" w:after="40"/>
             </w:pPr>
           </w:p>
         </w:tc>
         <w:tc>
           <w:tcPr>
-            <w:tcW w:type="dxa" w:w="5216"/>
+            <w:tcW w:type="dxa" w:w="4422"/>
           </w:tcPr>
           <w:p>
             <w:pPr>
+              <w:keepNext/>
               <w:spacing w:before="40" w:after="40"/>
             </w:pPr>
             <w:r>
@@ -1456,10 +2498,11 @@
         </w:tc>
         <w:tc>
           <w:tcPr>
-            <w:tcW w:type="dxa" w:w="2494"/>
+            <w:tcW w:type="dxa" w:w="3402"/>
           </w:tcPr>
           <w:p>
             <w:pPr>
+              <w:keepNext/>
               <w:spacing w:before="40" w:after="40"/>
             </w:pPr>
             <w:r>
@@ -1476,10 +2519,11 @@
       <w:tr>
         <w:tc>
           <w:tcPr>
-            <w:tcW w:type="dxa" w:w="1134"/>
+            <w:tcW w:type="dxa" w:w="1020"/>
           </w:tcPr>
           <w:p>
             <w:pPr>
+              <w:keepNext/>
               <w:spacing w:before="40" w:after="40"/>
             </w:pPr>
             <w:r>
@@ -1494,10 +2538,11 @@
         </w:tc>
         <w:tc>
           <w:tcPr>
-            <w:tcW w:type="dxa" w:w="5216"/>
+            <w:tcW w:type="dxa" w:w="4422"/>
           </w:tcPr>
           <w:p>
             <w:pPr>
+              <w:keepNext/>
               <w:spacing w:before="40" w:after="40"/>
             </w:pPr>
             <w:r>
@@ -1506,7 +2551,7 @@
                 <w:b w:val="0"/>
                 <w:sz w:val="19"/>
               </w:rPr>
-              <w:t>停まるたびに</w:t>
+              <w:t>発車するたびに</w:t>
             </w:r>
             <w:r>
               <w:rPr>
@@ -1520,10 +2565,11 @@
         </w:tc>
         <w:tc>
           <w:tcPr>
-            <w:tcW w:type="dxa" w:w="2494"/>
+            <w:tcW w:type="dxa" w:w="3402"/>
           </w:tcPr>
           <w:p>
             <w:pPr>
+              <w:keepNext/>
               <w:spacing w:before="40" w:after="40"/>
             </w:pPr>
             <w:r>
@@ -1532,7 +2578,7 @@
                 <w:b w:val="0"/>
                 <w:sz w:val="19"/>
               </w:rPr>
-              <w:t>人数アプリ</w:t>
+              <w:t>人数アプリ（QR「計数研究」）</w:t>
             </w:r>
           </w:p>
         </w:tc>
@@ -1540,10 +2586,11 @@
       <w:tr>
         <w:tc>
           <w:tcPr>
-            <w:tcW w:type="dxa" w:w="1134"/>
+            <w:tcW w:type="dxa" w:w="1020"/>
           </w:tcPr>
           <w:p>
             <w:pPr>
+              <w:keepNext w:val="0"/>
               <w:spacing w:before="40" w:after="40"/>
             </w:pPr>
             <w:r>
@@ -1558,10 +2605,11 @@
         </w:tc>
         <w:tc>
           <w:tcPr>
-            <w:tcW w:type="dxa" w:w="5216"/>
+            <w:tcW w:type="dxa" w:w="4422"/>
           </w:tcPr>
           <w:p>
             <w:pPr>
+              <w:keepNext w:val="0"/>
               <w:spacing w:before="40" w:after="40"/>
             </w:pPr>
             <w:r>
@@ -1584,10 +2632,11 @@
         </w:tc>
         <w:tc>
           <w:tcPr>
-            <w:tcW w:type="dxa" w:w="2494"/>
+            <w:tcW w:type="dxa" w:w="3402"/>
           </w:tcPr>
           <w:p>
             <w:pPr>
+              <w:keepNext w:val="0"/>
               <w:spacing w:before="40" w:after="40"/>
             </w:pPr>
             <w:r>
@@ -1617,11 +2666,28 @@
           <w:b w:val="0"/>
           <w:sz w:val="20"/>
         </w:rPr>
-        <w:t>参加回数は UI研究 とは別に数える。この人にとっての1回目になる。</w:t>
+        <w:t>人数アプリは</w:t>
+      </w:r>
+      <w:r>
+        <w:rPr>
+          <w:rFonts w:ascii="Yu Gothic" w:hAnsi="Yu Gothic" w:eastAsia="Yu Gothic"/>
+          <w:b/>
+          <w:sz w:val="20"/>
+        </w:rPr>
+        <w:t>テンキー＋わからないボタンあり</w:t>
+      </w:r>
+      <w:r>
+        <w:rPr>
+          <w:rFonts w:ascii="Yu Gothic" w:hAnsi="Yu Gothic" w:eastAsia="Yu Gothic"/>
+          <w:b w:val="0"/>
+          <w:sz w:val="20"/>
+        </w:rPr>
+        <w:t>。ゆき／かえりを選ぶ画面は出ない。</w:t>
       </w:r>
     </w:p>
     <w:p>
       <w:pPr>
+        <w:keepNext/>
         <w:spacing w:before="280" w:after="80"/>
         <w:pBdr>
           <w:bottom w:val="single" w:sz="8" w:space="2" w:color="1A4B8C"/>
@@ -1857,6 +2923,7 @@
     </w:p>
     <w:p>
       <w:pPr>
+        <w:keepNext/>
         <w:spacing w:before="160" w:after="60"/>
       </w:pPr>
       <w:r>
@@ -1888,6 +2955,7 @@
           </w:tcPr>
           <w:p>
             <w:pPr>
+              <w:keepNext/>
               <w:spacing w:before="40" w:after="40"/>
             </w:pPr>
             <w:r>
@@ -1906,6 +2974,7 @@
           </w:tcPr>
           <w:p>
             <w:pPr>
+              <w:keepNext/>
               <w:spacing w:before="40" w:after="40"/>
             </w:pPr>
             <w:r>
@@ -1924,6 +2993,7 @@
           </w:tcPr>
           <w:p>
             <w:pPr>
+              <w:keepNext/>
               <w:spacing w:before="40" w:after="40"/>
             </w:pPr>
             <w:r>
@@ -1944,6 +3014,7 @@
           </w:tcPr>
           <w:p>
             <w:pPr>
+              <w:keepNext/>
               <w:spacing w:before="40" w:after="40"/>
             </w:pPr>
             <w:r>
@@ -1962,6 +3033,7 @@
           </w:tcPr>
           <w:p>
             <w:pPr>
+              <w:keepNext/>
               <w:spacing w:before="40" w:after="40"/>
             </w:pPr>
             <w:r>
@@ -1980,6 +3052,7 @@
           </w:tcPr>
           <w:p>
             <w:pPr>
+              <w:keepNext/>
               <w:spacing w:before="40" w:after="40"/>
             </w:pPr>
             <w:r>
@@ -2000,6 +3073,7 @@
           </w:tcPr>
           <w:p>
             <w:pPr>
+              <w:keepNext/>
               <w:spacing w:before="40" w:after="40"/>
             </w:pPr>
             <w:r>
@@ -2018,6 +3092,7 @@
           </w:tcPr>
           <w:p>
             <w:pPr>
+              <w:keepNext/>
               <w:spacing w:before="40" w:after="40"/>
             </w:pPr>
             <w:r>
@@ -2036,6 +3111,7 @@
           </w:tcPr>
           <w:p>
             <w:pPr>
+              <w:keepNext/>
               <w:spacing w:before="40" w:after="40"/>
             </w:pPr>
             <w:r>
@@ -2056,6 +3132,7 @@
           </w:tcPr>
           <w:p>
             <w:pPr>
+              <w:keepNext w:val="0"/>
               <w:spacing w:before="40" w:after="40"/>
             </w:pPr>
             <w:r>
@@ -2074,6 +3151,7 @@
           </w:tcPr>
           <w:p>
             <w:pPr>
+              <w:keepNext w:val="0"/>
               <w:spacing w:before="40" w:after="40"/>
             </w:pPr>
             <w:r>
@@ -2092,6 +3170,7 @@
           </w:tcPr>
           <w:p>
             <w:pPr>
+              <w:keepNext w:val="0"/>
               <w:spacing w:before="40" w:after="40"/>
             </w:pPr>
             <w:r>
@@ -2113,6 +3192,7 @@
     </w:p>
     <w:p>
       <w:pPr>
+        <w:keepNext/>
         <w:spacing w:before="280" w:after="80"/>
         <w:pBdr>
           <w:bottom w:val="single" w:sz="8" w:space="2" w:color="1A4B8C"/>
@@ -2146,6 +3226,7 @@
           </w:tcPr>
           <w:p>
             <w:pPr>
+              <w:keepNext/>
               <w:spacing w:before="40" w:after="40"/>
             </w:pPr>
             <w:r>
@@ -2164,6 +3245,7 @@
           </w:tcPr>
           <w:p>
             <w:pPr>
+              <w:keepNext/>
               <w:spacing w:before="40" w:after="40"/>
             </w:pPr>
             <w:r>
@@ -2172,7 +3254,7 @@
                 <w:b w:val="0"/>
                 <w:sz w:val="19"/>
               </w:rPr>
-              <w:t>Aさん〜Lさん。ID と パスワード</w:t>
+              <w:t>Aさん〜Lさん、予備 Mさん〜Xさん。ID と パスワード</w:t>
             </w:r>
           </w:p>
         </w:tc>
@@ -2184,6 +3266,7 @@
           </w:tcPr>
           <w:p>
             <w:pPr>
+              <w:keepNext/>
               <w:spacing w:before="40" w:after="40"/>
             </w:pPr>
             <w:r>
@@ -2202,6 +3285,7 @@
           </w:tcPr>
           <w:p>
             <w:pPr>
+              <w:keepNext/>
               <w:spacing w:before="40" w:after="40"/>
             </w:pPr>
             <w:r>
@@ -2210,7 +3294,7 @@
                 <w:b w:val="0"/>
                 <w:sz w:val="19"/>
               </w:rPr>
-              <w:t>4枚。その日に使うのは2枚</w:t>
+              <w:t>3枚（1回目／2回目／計数研究）</w:t>
             </w:r>
           </w:p>
         </w:tc>
@@ -2222,6 +3306,7 @@
           </w:tcPr>
           <w:p>
             <w:pPr>
+              <w:keepNext/>
               <w:spacing w:before="40" w:after="40"/>
             </w:pPr>
             <w:r>
@@ -2240,6 +3325,7 @@
           </w:tcPr>
           <w:p>
             <w:pPr>
+              <w:keepNext/>
               <w:spacing w:before="40" w:after="40"/>
             </w:pPr>
             <w:r>
@@ -2260,6 +3346,47 @@
           </w:tcPr>
           <w:p>
             <w:pPr>
+              <w:keepNext/>
+              <w:spacing w:before="40" w:after="40"/>
+            </w:pPr>
+            <w:r>
+              <w:rPr>
+                <w:rFonts w:ascii="Yu Gothic" w:hAnsi="Yu Gothic" w:eastAsia="Yu Gothic"/>
+                <w:b w:val="0"/>
+                <w:sz w:val="19"/>
+              </w:rPr>
+              <w:t>名簿</w:t>
+            </w:r>
+          </w:p>
+        </w:tc>
+        <w:tc>
+          <w:tcPr>
+            <w:tcW w:type="dxa" w:w="7030"/>
+          </w:tcPr>
+          <w:p>
+            <w:pPr>
+              <w:keepNext/>
+              <w:spacing w:before="40" w:after="40"/>
+            </w:pPr>
+            <w:r>
+              <w:rPr>
+                <w:rFonts w:ascii="Yu Gothic" w:hAnsi="Yu Gothic" w:eastAsia="Yu Gothic"/>
+                <w:b w:val="0"/>
+                <w:sz w:val="19"/>
+              </w:rPr>
+              <w:t>その人が何回目か</w:t>
+            </w:r>
+          </w:p>
+        </w:tc>
+      </w:tr>
+      <w:tr>
+        <w:tc>
+          <w:tcPr>
+            <w:tcW w:type="dxa" w:w="1814"/>
+          </w:tcPr>
+          <w:p>
+            <w:pPr>
+              <w:keepNext/>
               <w:spacing w:before="40" w:after="40"/>
             </w:pPr>
             <w:r>
@@ -2278,6 +3405,7 @@
           </w:tcPr>
           <w:p>
             <w:pPr>
+              <w:keepNext/>
               <w:spacing w:before="40" w:after="40"/>
             </w:pPr>
             <w:r>
@@ -2298,6 +3426,7 @@
           </w:tcPr>
           <w:p>
             <w:pPr>
+              <w:keepNext w:val="0"/>
               <w:spacing w:before="40" w:after="40"/>
             </w:pPr>
             <w:r>
@@ -2316,6 +3445,7 @@
           </w:tcPr>
           <w:p>
             <w:pPr>
+              <w:keepNext w:val="0"/>
               <w:spacing w:before="40" w:after="40"/>
             </w:pPr>
             <w:r>

--- a/docs/実験の進め方.docx
+++ b/docs/実験の進め方.docx
@@ -1073,7 +1073,15 @@
           <w:b w:val="0"/>
           <w:sz w:val="20"/>
         </w:rPr>
-        <w:t>往復が終わったら、その場でアンケートに答えてもらう</w:t>
+        <w:t>南口着（14:32／18:03）に、アンケートのURLをチャットで送る。</w:t>
+      </w:r>
+      <w:r>
+        <w:rPr>
+          <w:rFonts w:ascii="Yu Gothic" w:hAnsi="Yu Gothic" w:eastAsia="Yu Gothic"/>
+          <w:b/>
+          <w:sz w:val="20"/>
+        </w:rPr>
+        <w:t>1回目の人には1回目用、2回目の人には2回目用</w:t>
       </w:r>
     </w:p>
     <w:p>

--- a/docs/実験の進め方.docx
+++ b/docs/実験の進め方.docx
@@ -267,7 +267,7 @@
                 <w:b w:val="0"/>
                 <w:sz w:val="19"/>
               </w:rPr>
-              <w:t>なし</w:t>
+              <w:t>短いもの</w:t>
             </w:r>
           </w:p>
         </w:tc>
@@ -1073,15 +1073,7 @@
           <w:b w:val="0"/>
           <w:sz w:val="20"/>
         </w:rPr>
-        <w:t>南口着（14:32／18:03）に、アンケートのURLをチャットで送る。</w:t>
-      </w:r>
-      <w:r>
-        <w:rPr>
-          <w:rFonts w:ascii="Yu Gothic" w:hAnsi="Yu Gothic" w:eastAsia="Yu Gothic"/>
-          <w:b/>
-          <w:sz w:val="20"/>
-        </w:rPr>
-        <w:t>1回目の人には1回目用、2回目の人には2回目用</w:t>
+        <w:t>アンケートは、南口に着いたら配布用紙の裏のQRから各自で答える</w:t>
       </w:r>
     </w:p>
     <w:p>
@@ -1572,7 +1564,7 @@
           <w:b/>
           <w:sz w:val="22"/>
         </w:rPr>
-        <w:t>QRポスター（3枚）</w:t>
+        <w:t>配布用紙（2種類）</w:t>
       </w:r>
     </w:p>
     <w:tbl>
@@ -1590,7 +1582,7 @@
       <w:tr>
         <w:tc>
           <w:tcPr>
-            <w:tcW w:type="dxa" w:w="1701"/>
+            <w:tcW w:type="dxa" w:w="1928"/>
           </w:tcPr>
           <w:p>
             <w:pPr>
@@ -1603,13 +1595,13 @@
                 <w:b/>
                 <w:sz w:val="19"/>
               </w:rPr>
-              <w:t>ポスター</w:t>
+              <w:t>配布用紙</w:t>
             </w:r>
           </w:p>
         </w:tc>
         <w:tc>
           <w:tcPr>
-            <w:tcW w:type="dxa" w:w="5669"/>
+            <w:tcW w:type="dxa" w:w="5443"/>
           </w:tcPr>
           <w:p>
             <w:pPr>
@@ -1622,7 +1614,7 @@
                 <w:b/>
                 <w:sz w:val="19"/>
               </w:rPr>
-              <w:t>見せる人</w:t>
+              <w:t>渡す人</w:t>
             </w:r>
           </w:p>
         </w:tc>
@@ -1630,7 +1622,7 @@
       <w:tr>
         <w:tc>
           <w:tcPr>
-            <w:tcW w:type="dxa" w:w="1701"/>
+            <w:tcW w:type="dxa" w:w="1928"/>
           </w:tcPr>
           <w:p>
             <w:pPr>
@@ -1643,13 +1635,13 @@
                 <w:b/>
                 <w:sz w:val="19"/>
               </w:rPr>
-              <w:t>1回目</w:t>
+              <w:t>UI研究 1回目</w:t>
             </w:r>
           </w:p>
         </w:tc>
         <w:tc>
           <w:tcPr>
-            <w:tcW w:type="dxa" w:w="5669"/>
+            <w:tcW w:type="dxa" w:w="5443"/>
           </w:tcPr>
           <w:p>
             <w:pPr>
@@ -1670,47 +1662,7 @@
       <w:tr>
         <w:tc>
           <w:tcPr>
-            <w:tcW w:type="dxa" w:w="1701"/>
-          </w:tcPr>
-          <w:p>
-            <w:pPr>
-              <w:keepNext/>
-              <w:spacing w:before="40" w:after="40"/>
-            </w:pPr>
-            <w:r>
-              <w:rPr>
-                <w:rFonts w:ascii="Yu Gothic" w:hAnsi="Yu Gothic" w:eastAsia="Yu Gothic"/>
-                <w:b/>
-                <w:sz w:val="19"/>
-              </w:rPr>
-              <w:t>2回目</w:t>
-            </w:r>
-          </w:p>
-        </w:tc>
-        <w:tc>
-          <w:tcPr>
-            <w:tcW w:type="dxa" w:w="5669"/>
-          </w:tcPr>
-          <w:p>
-            <w:pPr>
-              <w:keepNext/>
-              <w:spacing w:before="40" w:after="40"/>
-            </w:pPr>
-            <w:r>
-              <w:rPr>
-                <w:rFonts w:ascii="Yu Gothic" w:hAnsi="Yu Gothic" w:eastAsia="Yu Gothic"/>
-                <w:b w:val="0"/>
-                <w:sz w:val="19"/>
-              </w:rPr>
-              <w:t>UI研究で2回目の人</w:t>
-            </w:r>
-          </w:p>
-        </w:tc>
-      </w:tr>
-      <w:tr>
-        <w:tc>
-          <w:tcPr>
-            <w:tcW w:type="dxa" w:w="1701"/>
+            <w:tcW w:type="dxa" w:w="1928"/>
           </w:tcPr>
           <w:p>
             <w:pPr>
@@ -1723,13 +1675,13 @@
                 <w:b/>
                 <w:sz w:val="19"/>
               </w:rPr>
-              <w:t>計数研究</w:t>
+              <w:t>UI研究 2回目</w:t>
             </w:r>
           </w:p>
         </w:tc>
         <w:tc>
           <w:tcPr>
-            <w:tcW w:type="dxa" w:w="5669"/>
+            <w:tcW w:type="dxa" w:w="5443"/>
           </w:tcPr>
           <w:p>
             <w:pPr>
@@ -1742,7 +1694,7 @@
                 <w:b w:val="0"/>
                 <w:sz w:val="19"/>
               </w:rPr>
-              <w:t>計数研究の人</w:t>
+              <w:t>UI研究で2回目の人</w:t>
             </w:r>
           </w:p>
         </w:tc>
@@ -1763,7 +1715,7 @@
           <w:b/>
           <w:sz w:val="20"/>
         </w:rPr>
-        <w:t>名簿でその人が何回目かを確かめてから見せる。</w:t>
+        <w:t>名簿でその人が何回目かを確かめてから渡す。</w:t>
       </w:r>
       <w:r>
         <w:rPr>
@@ -1771,7 +1723,7 @@
           <w:b w:val="0"/>
           <w:sz w:val="20"/>
         </w:rPr>
-        <w:t>参加者に条件は言わない。</w:t>
+        <w:t>参加者に条件は言わない。QRポスターは予備。</w:t>
       </w:r>
     </w:p>
     <w:p>
@@ -1808,7 +1760,7 @@
           <w:b w:val="0"/>
           <w:sz w:val="20"/>
         </w:rPr>
-        <w:t>1回目の人にカードを渡す</w:t>
+        <w:t>名簿で何回目かを確かめ、その回の配布用紙を渡す。1回目の人にはカードも渡す</w:t>
       </w:r>
     </w:p>
     <w:p>
@@ -1831,7 +1783,7 @@
           <w:b w:val="0"/>
           <w:sz w:val="20"/>
         </w:rPr>
-        <w:t>名簿で何回目かを確かめ、そのQRを見せる</w:t>
+        <w:t>配布用紙の表のQRを読んでもらう</w:t>
       </w:r>
     </w:p>
     <w:p>
@@ -2379,7 +2331,7 @@
                 <w:b w:val="0"/>
                 <w:sz w:val="19"/>
               </w:rPr>
-              <w:t>バス停を</w:t>
+              <w:t>停まったバス停を</w:t>
             </w:r>
             <w:r>
               <w:rPr>
@@ -2403,7 +2355,7 @@
                 <w:b/>
                 <w:sz w:val="19"/>
               </w:rPr>
-              <w:t>次のバス停で停まるまでに送る</w:t>
+              <w:t>次のバス停までに送る</w:t>
             </w:r>
           </w:p>
         </w:tc>
@@ -2441,7 +2393,7 @@
           <w:b w:val="0"/>
           <w:sz w:val="20"/>
         </w:rPr>
-        <w:t>実験日程の</w:t>
+        <w:t xml:space="preserve">計数研究は </w:t>
       </w:r>
       <w:r>
         <w:rPr>
@@ -2449,7 +2401,7 @@
           <w:b/>
           <w:sz w:val="20"/>
         </w:rPr>
-        <w:t>最後のほう</w:t>
+        <w:t>★乗降人数計算</w:t>
       </w:r>
       <w:r>
         <w:rPr>
@@ -2457,746 +2409,8 @@
           <w:b w:val="0"/>
           <w:sz w:val="20"/>
         </w:rPr>
-        <w:t>に行う。1回＝往復2本。参加回数は UI研究 とは別に数える。</w:t>
+        <w:t xml:space="preserve"> の資料で行う。</w:t>
       </w:r>
-    </w:p>
-    <w:tbl>
-      <w:tblPr>
-        <w:tblStyle w:val="TableGrid"/>
-        <w:tblW w:type="auto" w:w="0"/>
-        <w:jc w:val="left"/>
-        <w:tblLayout w:type="fixed"/>
-        <w:tblLook w:firstColumn="1" w:firstRow="1" w:lastColumn="0" w:lastRow="0" w:noHBand="0" w:noVBand="1" w:val="04A0"/>
-      </w:tblPr>
-      <w:tblGrid>
-        <w:gridCol w:w="3326"/>
-        <w:gridCol w:w="3326"/>
-        <w:gridCol w:w="3326"/>
-      </w:tblGrid>
-      <w:tr>
-        <w:tc>
-          <w:tcPr>
-            <w:tcW w:type="dxa" w:w="1020"/>
-          </w:tcPr>
-          <w:p>
-            <w:pPr>
-              <w:keepNext/>
-              <w:spacing w:before="40" w:after="40"/>
-            </w:pPr>
-          </w:p>
-        </w:tc>
-        <w:tc>
-          <w:tcPr>
-            <w:tcW w:type="dxa" w:w="4422"/>
-          </w:tcPr>
-          <w:p>
-            <w:pPr>
-              <w:keepNext/>
-              <w:spacing w:before="40" w:after="40"/>
-            </w:pPr>
-            <w:r>
-              <w:rPr>
-                <w:rFonts w:ascii="Yu Gothic" w:hAnsi="Yu Gothic" w:eastAsia="Yu Gothic"/>
-                <w:b/>
-                <w:sz w:val="19"/>
-              </w:rPr>
-              <w:t>やってもらうこと</w:t>
-            </w:r>
-          </w:p>
-        </w:tc>
-        <w:tc>
-          <w:tcPr>
-            <w:tcW w:type="dxa" w:w="3402"/>
-          </w:tcPr>
-          <w:p>
-            <w:pPr>
-              <w:keepNext/>
-              <w:spacing w:before="40" w:after="40"/>
-            </w:pPr>
-            <w:r>
-              <w:rPr>
-                <w:rFonts w:ascii="Yu Gothic" w:hAnsi="Yu Gothic" w:eastAsia="Yu Gothic"/>
-                <w:b/>
-                <w:sz w:val="19"/>
-              </w:rPr>
-              <w:t>使うアプリ</w:t>
-            </w:r>
-          </w:p>
-        </w:tc>
-      </w:tr>
-      <w:tr>
-        <w:tc>
-          <w:tcPr>
-            <w:tcW w:type="dxa" w:w="1020"/>
-          </w:tcPr>
-          <w:p>
-            <w:pPr>
-              <w:keepNext/>
-              <w:spacing w:before="40" w:after="40"/>
-            </w:pPr>
-            <w:r>
-              <w:rPr>
-                <w:rFonts w:ascii="Yu Gothic" w:hAnsi="Yu Gothic" w:eastAsia="Yu Gothic"/>
-                <w:b/>
-                <w:sz w:val="19"/>
-              </w:rPr>
-              <w:t>ゆき</w:t>
-            </w:r>
-          </w:p>
-        </w:tc>
-        <w:tc>
-          <w:tcPr>
-            <w:tcW w:type="dxa" w:w="4422"/>
-          </w:tcPr>
-          <w:p>
-            <w:pPr>
-              <w:keepNext/>
-              <w:spacing w:before="40" w:after="40"/>
-            </w:pPr>
-            <w:r>
-              <w:rPr>
-                <w:rFonts w:ascii="Yu Gothic" w:hAnsi="Yu Gothic" w:eastAsia="Yu Gothic"/>
-                <w:b w:val="0"/>
-                <w:sz w:val="19"/>
-              </w:rPr>
-              <w:t>発車するたびに</w:t>
-            </w:r>
-            <w:r>
-              <w:rPr>
-                <w:rFonts w:ascii="Yu Gothic" w:hAnsi="Yu Gothic" w:eastAsia="Yu Gothic"/>
-                <w:b/>
-                <w:sz w:val="19"/>
-              </w:rPr>
-              <w:t>車内の人数を1から数える</w:t>
-            </w:r>
-          </w:p>
-        </w:tc>
-        <w:tc>
-          <w:tcPr>
-            <w:tcW w:type="dxa" w:w="3402"/>
-          </w:tcPr>
-          <w:p>
-            <w:pPr>
-              <w:keepNext/>
-              <w:spacing w:before="40" w:after="40"/>
-            </w:pPr>
-            <w:r>
-              <w:rPr>
-                <w:rFonts w:ascii="Yu Gothic" w:hAnsi="Yu Gothic" w:eastAsia="Yu Gothic"/>
-                <w:b w:val="0"/>
-                <w:sz w:val="19"/>
-              </w:rPr>
-              <w:t>人数アプリ（QR「計数研究」）</w:t>
-            </w:r>
-          </w:p>
-        </w:tc>
-      </w:tr>
-      <w:tr>
-        <w:tc>
-          <w:tcPr>
-            <w:tcW w:type="dxa" w:w="1020"/>
-          </w:tcPr>
-          <w:p>
-            <w:pPr>
-              <w:keepNext w:val="0"/>
-              <w:spacing w:before="40" w:after="40"/>
-            </w:pPr>
-            <w:r>
-              <w:rPr>
-                <w:rFonts w:ascii="Yu Gothic" w:hAnsi="Yu Gothic" w:eastAsia="Yu Gothic"/>
-                <w:b/>
-                <w:sz w:val="19"/>
-              </w:rPr>
-              <w:t>かえり</w:t>
-            </w:r>
-          </w:p>
-        </w:tc>
-        <w:tc>
-          <w:tcPr>
-            <w:tcW w:type="dxa" w:w="4422"/>
-          </w:tcPr>
-          <w:p>
-            <w:pPr>
-              <w:keepNext w:val="0"/>
-              <w:spacing w:before="40" w:after="40"/>
-            </w:pPr>
-            <w:r>
-              <w:rPr>
-                <w:rFonts w:ascii="Yu Gothic" w:hAnsi="Yu Gothic" w:eastAsia="Yu Gothic"/>
-                <w:b w:val="0"/>
-                <w:sz w:val="19"/>
-              </w:rPr>
-              <w:t>停まるたびに</w:t>
-            </w:r>
-            <w:r>
-              <w:rPr>
-                <w:rFonts w:ascii="Yu Gothic" w:hAnsi="Yu Gothic" w:eastAsia="Yu Gothic"/>
-                <w:b/>
-                <w:sz w:val="19"/>
-              </w:rPr>
-              <w:t>乗った人・降りた人を数える</w:t>
-            </w:r>
-          </w:p>
-        </w:tc>
-        <w:tc>
-          <w:tcPr>
-            <w:tcW w:type="dxa" w:w="3402"/>
-          </w:tcPr>
-          <w:p>
-            <w:pPr>
-              <w:keepNext w:val="0"/>
-              <w:spacing w:before="40" w:after="40"/>
-            </w:pPr>
-            <w:r>
-              <w:rPr>
-                <w:rFonts w:ascii="Yu Gothic" w:hAnsi="Yu Gothic" w:eastAsia="Yu Gothic"/>
-                <w:b w:val="0"/>
-                <w:sz w:val="19"/>
-              </w:rPr>
-              <w:t>乗降アプリ</w:t>
-            </w:r>
-          </w:p>
-        </w:tc>
-      </w:tr>
-    </w:tbl>
-    <w:p>
-      <w:pPr>
-        <w:spacing w:before="0" w:after="0"/>
-      </w:pPr>
-    </w:p>
-    <w:p>
-      <w:pPr>
-        <w:spacing w:before="0" w:after="80"/>
-      </w:pPr>
-      <w:r>
-        <w:rPr>
-          <w:rFonts w:ascii="Yu Gothic" w:hAnsi="Yu Gothic" w:eastAsia="Yu Gothic"/>
-          <w:b w:val="0"/>
-          <w:sz w:val="20"/>
-        </w:rPr>
-        <w:t>人数アプリは</w:t>
-      </w:r>
-      <w:r>
-        <w:rPr>
-          <w:rFonts w:ascii="Yu Gothic" w:hAnsi="Yu Gothic" w:eastAsia="Yu Gothic"/>
-          <w:b/>
-          <w:sz w:val="20"/>
-        </w:rPr>
-        <w:t>テンキー＋わからないボタンあり</w:t>
-      </w:r>
-      <w:r>
-        <w:rPr>
-          <w:rFonts w:ascii="Yu Gothic" w:hAnsi="Yu Gothic" w:eastAsia="Yu Gothic"/>
-          <w:b w:val="0"/>
-          <w:sz w:val="20"/>
-        </w:rPr>
-        <w:t>。ゆき／かえりを選ぶ画面は出ない。</w:t>
-      </w:r>
-    </w:p>
-    <w:p>
-      <w:pPr>
-        <w:keepNext/>
-        <w:spacing w:before="280" w:after="80"/>
-        <w:pBdr>
-          <w:bottom w:val="single" w:sz="8" w:space="2" w:color="1A4B8C"/>
-        </w:pBdr>
-      </w:pPr>
-      <w:r>
-        <w:rPr>
-          <w:rFonts w:ascii="Yu Gothic" w:hAnsi="Yu Gothic" w:eastAsia="Yu Gothic"/>
-          <w:b/>
-          <w:sz w:val="26"/>
-        </w:rPr>
-        <w:t>乗降アプリの使い方</w:t>
-      </w:r>
-    </w:p>
-    <w:p>
-      <w:pPr>
-        <w:spacing w:before="0" w:after="80"/>
-      </w:pPr>
-      <w:r>
-        <w:rPr>
-          <w:rFonts w:ascii="Yu Gothic" w:hAnsi="Yu Gothic" w:eastAsia="Yu Gothic"/>
-          <w:b w:val="0"/>
-          <w:sz w:val="20"/>
-        </w:rPr>
-        <w:t>https://matsumototaichi-beep.github.io/bus-ui-study/counter.html</w:t>
-      </w:r>
-    </w:p>
-    <w:p>
-      <w:pPr>
-        <w:spacing w:before="0" w:after="80"/>
-      </w:pPr>
-      <w:r>
-        <w:rPr>
-          <w:rFonts w:ascii="Yu Gothic" w:hAnsi="Yu Gothic" w:eastAsia="Yu Gothic"/>
-          <w:b/>
-          <w:sz w:val="20"/>
-        </w:rPr>
-        <w:t>ログインは要らない。</w:t>
-      </w:r>
-      <w:r>
-        <w:rPr>
-          <w:rFonts w:ascii="Yu Gothic" w:hAnsi="Yu Gothic" w:eastAsia="Yu Gothic"/>
-          <w:b w:val="0"/>
-          <w:sz w:val="20"/>
-        </w:rPr>
-        <w:t>記録は押すたびに端末へ保存される。電波も要らない。</w:t>
-      </w:r>
-    </w:p>
-    <w:p>
-      <w:pPr>
-        <w:spacing w:before="0" w:after="60"/>
-        <w:ind w:left="283"/>
-      </w:pPr>
-      <w:r>
-        <w:rPr>
-          <w:rFonts w:ascii="Yu Gothic" w:hAnsi="Yu Gothic" w:eastAsia="Yu Gothic"/>
-          <w:b/>
-          <w:color w:val="1A4B8C"/>
-          <w:sz w:val="20"/>
-        </w:rPr>
-        <w:t xml:space="preserve">1.  </w:t>
-      </w:r>
-      <w:r>
-        <w:rPr>
-          <w:rFonts w:ascii="Yu Gothic" w:hAnsi="Yu Gothic" w:eastAsia="Yu Gothic"/>
-          <w:b w:val="0"/>
-          <w:sz w:val="20"/>
-        </w:rPr>
-        <w:t>役割を選ぶ（</w:t>
-      </w:r>
-      <w:r>
-        <w:rPr>
-          <w:rFonts w:ascii="Yu Gothic" w:hAnsi="Yu Gothic" w:eastAsia="Yu Gothic"/>
-          <w:b/>
-          <w:sz w:val="20"/>
-        </w:rPr>
-        <w:t>乗車係 ／ 降車係 ／ 数え直し係</w:t>
-      </w:r>
-      <w:r>
-        <w:rPr>
-          <w:rFonts w:ascii="Yu Gothic" w:hAnsi="Yu Gothic" w:eastAsia="Yu Gothic"/>
-          <w:b w:val="0"/>
-          <w:sz w:val="20"/>
-        </w:rPr>
-        <w:t>）</w:t>
-      </w:r>
-    </w:p>
-    <w:p>
-      <w:pPr>
-        <w:spacing w:before="0" w:after="60"/>
-        <w:ind w:left="283"/>
-      </w:pPr>
-      <w:r>
-        <w:rPr>
-          <w:rFonts w:ascii="Yu Gothic" w:hAnsi="Yu Gothic" w:eastAsia="Yu Gothic"/>
-          <w:b/>
-          <w:color w:val="1A4B8C"/>
-          <w:sz w:val="20"/>
-        </w:rPr>
-        <w:t xml:space="preserve">2.  </w:t>
-      </w:r>
-      <w:r>
-        <w:rPr>
-          <w:rFonts w:ascii="Yu Gothic" w:hAnsi="Yu Gothic" w:eastAsia="Yu Gothic"/>
-          <w:b w:val="0"/>
-          <w:sz w:val="20"/>
-        </w:rPr>
-        <w:t>方向を選ぶ</w:t>
-      </w:r>
-    </w:p>
-    <w:p>
-      <w:pPr>
-        <w:spacing w:before="0" w:after="60"/>
-        <w:ind w:left="283"/>
-      </w:pPr>
-      <w:r>
-        <w:rPr>
-          <w:rFonts w:ascii="Yu Gothic" w:hAnsi="Yu Gothic" w:eastAsia="Yu Gothic"/>
-          <w:b/>
-          <w:color w:val="1A4B8C"/>
-          <w:sz w:val="20"/>
-        </w:rPr>
-        <w:t xml:space="preserve">3.  </w:t>
-      </w:r>
-      <w:r>
-        <w:rPr>
-          <w:rFonts w:ascii="Yu Gothic" w:hAnsi="Yu Gothic" w:eastAsia="Yu Gothic"/>
-          <w:b w:val="0"/>
-          <w:sz w:val="20"/>
-        </w:rPr>
-        <w:t>便を書く（発車時刻など）</w:t>
-      </w:r>
-    </w:p>
-    <w:p>
-      <w:pPr>
-        <w:spacing w:before="0" w:after="60"/>
-        <w:ind w:left="283"/>
-      </w:pPr>
-      <w:r>
-        <w:rPr>
-          <w:rFonts w:ascii="Yu Gothic" w:hAnsi="Yu Gothic" w:eastAsia="Yu Gothic"/>
-          <w:b/>
-          <w:color w:val="1A4B8C"/>
-          <w:sz w:val="20"/>
-        </w:rPr>
-        <w:t xml:space="preserve">4.  </w:t>
-      </w:r>
-      <w:r>
-        <w:rPr>
-          <w:rFonts w:ascii="Yu Gothic" w:hAnsi="Yu Gothic" w:eastAsia="Yu Gothic"/>
-          <w:b w:val="0"/>
-          <w:sz w:val="20"/>
-        </w:rPr>
-        <w:t>「はじめる」を押す</w:t>
-      </w:r>
-    </w:p>
-    <w:p>
-      <w:pPr>
-        <w:spacing w:before="0" w:after="60"/>
-        <w:ind w:left="283"/>
-      </w:pPr>
-      <w:r>
-        <w:rPr>
-          <w:rFonts w:ascii="Yu Gothic" w:hAnsi="Yu Gothic" w:eastAsia="Yu Gothic"/>
-          <w:b/>
-          <w:color w:val="1A4B8C"/>
-          <w:sz w:val="20"/>
-        </w:rPr>
-        <w:t xml:space="preserve">5.  </w:t>
-      </w:r>
-      <w:r>
-        <w:rPr>
-          <w:rFonts w:ascii="Yu Gothic" w:hAnsi="Yu Gothic" w:eastAsia="Yu Gothic"/>
-          <w:b w:val="0"/>
-          <w:sz w:val="20"/>
-        </w:rPr>
-        <w:t>停まるたびに、</w:t>
-      </w:r>
-      <w:r>
-        <w:rPr>
-          <w:rFonts w:ascii="Yu Gothic" w:hAnsi="Yu Gothic" w:eastAsia="Yu Gothic"/>
-          <w:b/>
-          <w:sz w:val="20"/>
-        </w:rPr>
-        <w:t>タップ1回＝1人</w:t>
-      </w:r>
-    </w:p>
-    <w:p>
-      <w:pPr>
-        <w:spacing w:before="0" w:after="60"/>
-        <w:ind w:left="283"/>
-      </w:pPr>
-      <w:r>
-        <w:rPr>
-          <w:rFonts w:ascii="Yu Gothic" w:hAnsi="Yu Gothic" w:eastAsia="Yu Gothic"/>
-          <w:b/>
-          <w:color w:val="1A4B8C"/>
-          <w:sz w:val="20"/>
-        </w:rPr>
-        <w:t xml:space="preserve">6.  </w:t>
-      </w:r>
-      <w:r>
-        <w:rPr>
-          <w:rFonts w:ascii="Yu Gothic" w:hAnsi="Yu Gothic" w:eastAsia="Yu Gothic"/>
-          <w:b w:val="0"/>
-          <w:sz w:val="20"/>
-        </w:rPr>
-        <w:t>押しすぎたら「1つ戻す」</w:t>
-      </w:r>
-    </w:p>
-    <w:p>
-      <w:pPr>
-        <w:spacing w:before="0" w:after="60"/>
-        <w:ind w:left="283"/>
-      </w:pPr>
-      <w:r>
-        <w:rPr>
-          <w:rFonts w:ascii="Yu Gothic" w:hAnsi="Yu Gothic" w:eastAsia="Yu Gothic"/>
-          <w:b/>
-          <w:color w:val="1A4B8C"/>
-          <w:sz w:val="20"/>
-        </w:rPr>
-        <w:t xml:space="preserve">7.  </w:t>
-      </w:r>
-      <w:r>
-        <w:rPr>
-          <w:rFonts w:ascii="Yu Gothic" w:hAnsi="Yu Gothic" w:eastAsia="Yu Gothic"/>
-          <w:b w:val="0"/>
-          <w:sz w:val="20"/>
-        </w:rPr>
-        <w:t>終わったら記録を書き出して松本に送る</w:t>
-      </w:r>
-    </w:p>
-    <w:p>
-      <w:pPr>
-        <w:keepNext/>
-        <w:spacing w:before="160" w:after="60"/>
-      </w:pPr>
-      <w:r>
-        <w:rPr>
-          <w:rFonts w:ascii="Yu Gothic" w:hAnsi="Yu Gothic" w:eastAsia="Yu Gothic"/>
-          <w:b/>
-          <w:sz w:val="22"/>
-        </w:rPr>
-        <w:t>計数役の配置</w:t>
-      </w:r>
-    </w:p>
-    <w:tbl>
-      <w:tblPr>
-        <w:tblStyle w:val="TableGrid"/>
-        <w:tblW w:type="auto" w:w="0"/>
-        <w:jc w:val="left"/>
-        <w:tblLayout w:type="fixed"/>
-        <w:tblLook w:firstColumn="1" w:firstRow="1" w:lastColumn="0" w:lastRow="0" w:noHBand="0" w:noVBand="1" w:val="04A0"/>
-      </w:tblPr>
-      <w:tblGrid>
-        <w:gridCol w:w="3326"/>
-        <w:gridCol w:w="3326"/>
-        <w:gridCol w:w="3326"/>
-      </w:tblGrid>
-      <w:tr>
-        <w:tc>
-          <w:tcPr>
-            <w:tcW w:type="dxa" w:w="1587"/>
-          </w:tcPr>
-          <w:p>
-            <w:pPr>
-              <w:keepNext/>
-              <w:spacing w:before="40" w:after="40"/>
-            </w:pPr>
-            <w:r>
-              <w:rPr>
-                <w:rFonts w:ascii="Yu Gothic" w:hAnsi="Yu Gothic" w:eastAsia="Yu Gothic"/>
-                <w:b/>
-                <w:sz w:val="19"/>
-              </w:rPr>
-              <w:t>係</w:t>
-            </w:r>
-          </w:p>
-        </w:tc>
-        <w:tc>
-          <w:tcPr>
-            <w:tcW w:type="dxa" w:w="907"/>
-          </w:tcPr>
-          <w:p>
-            <w:pPr>
-              <w:keepNext/>
-              <w:spacing w:before="40" w:after="40"/>
-            </w:pPr>
-            <w:r>
-              <w:rPr>
-                <w:rFonts w:ascii="Yu Gothic" w:hAnsi="Yu Gothic" w:eastAsia="Yu Gothic"/>
-                <w:b/>
-                <w:sz w:val="19"/>
-              </w:rPr>
-              <w:t>人数</w:t>
-            </w:r>
-          </w:p>
-        </w:tc>
-        <w:tc>
-          <w:tcPr>
-            <w:tcW w:type="dxa" w:w="6350"/>
-          </w:tcPr>
-          <w:p>
-            <w:pPr>
-              <w:keepNext/>
-              <w:spacing w:before="40" w:after="40"/>
-            </w:pPr>
-            <w:r>
-              <w:rPr>
-                <w:rFonts w:ascii="Yu Gothic" w:hAnsi="Yu Gothic" w:eastAsia="Yu Gothic"/>
-                <w:b/>
-                <w:sz w:val="19"/>
-              </w:rPr>
-              <w:t>すること</w:t>
-            </w:r>
-          </w:p>
-        </w:tc>
-      </w:tr>
-      <w:tr>
-        <w:tc>
-          <w:tcPr>
-            <w:tcW w:type="dxa" w:w="1587"/>
-          </w:tcPr>
-          <w:p>
-            <w:pPr>
-              <w:keepNext/>
-              <w:spacing w:before="40" w:after="40"/>
-            </w:pPr>
-            <w:r>
-              <w:rPr>
-                <w:rFonts w:ascii="Yu Gothic" w:hAnsi="Yu Gothic" w:eastAsia="Yu Gothic"/>
-                <w:b/>
-                <w:sz w:val="19"/>
-              </w:rPr>
-              <w:t>乗車係</w:t>
-            </w:r>
-          </w:p>
-        </w:tc>
-        <w:tc>
-          <w:tcPr>
-            <w:tcW w:type="dxa" w:w="907"/>
-          </w:tcPr>
-          <w:p>
-            <w:pPr>
-              <w:keepNext/>
-              <w:spacing w:before="40" w:after="40"/>
-            </w:pPr>
-            <w:r>
-              <w:rPr>
-                <w:rFonts w:ascii="Yu Gothic" w:hAnsi="Yu Gothic" w:eastAsia="Yu Gothic"/>
-                <w:b w:val="0"/>
-                <w:sz w:val="19"/>
-              </w:rPr>
-              <w:t>1</w:t>
-            </w:r>
-          </w:p>
-        </w:tc>
-        <w:tc>
-          <w:tcPr>
-            <w:tcW w:type="dxa" w:w="6350"/>
-          </w:tcPr>
-          <w:p>
-            <w:pPr>
-              <w:keepNext/>
-              <w:spacing w:before="40" w:after="40"/>
-            </w:pPr>
-            <w:r>
-              <w:rPr>
-                <w:rFonts w:ascii="Yu Gothic" w:hAnsi="Yu Gothic" w:eastAsia="Yu Gothic"/>
-                <w:b w:val="0"/>
-                <w:sz w:val="19"/>
-              </w:rPr>
-              <w:t>その停留所で乗ってきた人を数える</w:t>
-            </w:r>
-          </w:p>
-        </w:tc>
-      </w:tr>
-      <w:tr>
-        <w:tc>
-          <w:tcPr>
-            <w:tcW w:type="dxa" w:w="1587"/>
-          </w:tcPr>
-          <w:p>
-            <w:pPr>
-              <w:keepNext/>
-              <w:spacing w:before="40" w:after="40"/>
-            </w:pPr>
-            <w:r>
-              <w:rPr>
-                <w:rFonts w:ascii="Yu Gothic" w:hAnsi="Yu Gothic" w:eastAsia="Yu Gothic"/>
-                <w:b/>
-                <w:sz w:val="19"/>
-              </w:rPr>
-              <w:t>降車係</w:t>
-            </w:r>
-          </w:p>
-        </w:tc>
-        <w:tc>
-          <w:tcPr>
-            <w:tcW w:type="dxa" w:w="907"/>
-          </w:tcPr>
-          <w:p>
-            <w:pPr>
-              <w:keepNext/>
-              <w:spacing w:before="40" w:after="40"/>
-            </w:pPr>
-            <w:r>
-              <w:rPr>
-                <w:rFonts w:ascii="Yu Gothic" w:hAnsi="Yu Gothic" w:eastAsia="Yu Gothic"/>
-                <w:b w:val="0"/>
-                <w:sz w:val="19"/>
-              </w:rPr>
-              <w:t>1</w:t>
-            </w:r>
-          </w:p>
-        </w:tc>
-        <w:tc>
-          <w:tcPr>
-            <w:tcW w:type="dxa" w:w="6350"/>
-          </w:tcPr>
-          <w:p>
-            <w:pPr>
-              <w:keepNext/>
-              <w:spacing w:before="40" w:after="40"/>
-            </w:pPr>
-            <w:r>
-              <w:rPr>
-                <w:rFonts w:ascii="Yu Gothic" w:hAnsi="Yu Gothic" w:eastAsia="Yu Gothic"/>
-                <w:b w:val="0"/>
-                <w:sz w:val="19"/>
-              </w:rPr>
-              <w:t>その停留所で降りた人を数える</w:t>
-            </w:r>
-          </w:p>
-        </w:tc>
-      </w:tr>
-      <w:tr>
-        <w:tc>
-          <w:tcPr>
-            <w:tcW w:type="dxa" w:w="1587"/>
-          </w:tcPr>
-          <w:p>
-            <w:pPr>
-              <w:keepNext w:val="0"/>
-              <w:spacing w:before="40" w:after="40"/>
-            </w:pPr>
-            <w:r>
-              <w:rPr>
-                <w:rFonts w:ascii="Yu Gothic" w:hAnsi="Yu Gothic" w:eastAsia="Yu Gothic"/>
-                <w:b/>
-                <w:sz w:val="19"/>
-              </w:rPr>
-              <w:t>数え直し係</w:t>
-            </w:r>
-          </w:p>
-        </w:tc>
-        <w:tc>
-          <w:tcPr>
-            <w:tcW w:type="dxa" w:w="907"/>
-          </w:tcPr>
-          <w:p>
-            <w:pPr>
-              <w:keepNext w:val="0"/>
-              <w:spacing w:before="40" w:after="40"/>
-            </w:pPr>
-            <w:r>
-              <w:rPr>
-                <w:rFonts w:ascii="Yu Gothic" w:hAnsi="Yu Gothic" w:eastAsia="Yu Gothic"/>
-                <w:b w:val="0"/>
-                <w:sz w:val="19"/>
-              </w:rPr>
-              <w:t>1</w:t>
-            </w:r>
-          </w:p>
-        </w:tc>
-        <w:tc>
-          <w:tcPr>
-            <w:tcW w:type="dxa" w:w="6350"/>
-          </w:tcPr>
-          <w:p>
-            <w:pPr>
-              <w:keepNext w:val="0"/>
-              <w:spacing w:before="40" w:after="40"/>
-            </w:pPr>
-            <w:r>
-              <w:rPr>
-                <w:rFonts w:ascii="Yu Gothic" w:hAnsi="Yu Gothic" w:eastAsia="Yu Gothic"/>
-                <w:b w:val="0"/>
-                <w:sz w:val="19"/>
-              </w:rPr>
-              <w:t>発車したあと、車内にいる人を最初から数える</w:t>
-            </w:r>
-          </w:p>
-        </w:tc>
-      </w:tr>
-    </w:tbl>
-    <w:p>
-      <w:pPr>
-        <w:spacing w:before="0" w:after="0"/>
-      </w:pPr>
     </w:p>
     <w:p>
       <w:pPr>
@@ -3283,7 +2497,7 @@
                 <w:b w:val="0"/>
                 <w:sz w:val="19"/>
               </w:rPr>
-              <w:t>QRポスター</w:t>
+              <w:t>配布用紙</w:t>
             </w:r>
           </w:p>
         </w:tc>
@@ -3302,7 +2516,7 @@
                 <w:b w:val="0"/>
                 <w:sz w:val="19"/>
               </w:rPr>
-              <w:t>3枚（1回目／2回目／計数研究）</w:t>
+              <w:t>1回目用・2回目用を人数分（★UI研究）</w:t>
             </w:r>
           </w:p>
         </w:tc>
@@ -3323,7 +2537,7 @@
                 <w:b w:val="0"/>
                 <w:sz w:val="19"/>
               </w:rPr>
-              <w:t>参加者向け案内</w:t>
+              <w:t>QRポスター</w:t>
             </w:r>
           </w:p>
         </w:tc>
@@ -3342,7 +2556,7 @@
                 <w:b w:val="0"/>
                 <w:sz w:val="19"/>
               </w:rPr>
-              <w:t>集合時に配る</w:t>
+              <w:t>予備。2枚（1回目／2回目）</w:t>
             </w:r>
           </w:p>
         </w:tc>
@@ -3394,7 +2608,7 @@
           </w:tcPr>
           <w:p>
             <w:pPr>
-              <w:keepNext/>
+              <w:keepNext w:val="0"/>
               <w:spacing w:before="40" w:after="40"/>
             </w:pPr>
             <w:r>
@@ -3413,7 +2627,7 @@
           </w:tcPr>
           <w:p>
             <w:pPr>
-              <w:keepNext/>
+              <w:keepNext w:val="0"/>
               <w:spacing w:before="40" w:after="40"/>
             </w:pPr>
             <w:r>
@@ -3423,46 +2637,6 @@
                 <w:sz w:val="19"/>
               </w:rPr>
               <w:t>accounts.csv。人目に触れない場所に</w:t>
-            </w:r>
-          </w:p>
-        </w:tc>
-      </w:tr>
-      <w:tr>
-        <w:tc>
-          <w:tcPr>
-            <w:tcW w:type="dxa" w:w="1814"/>
-          </w:tcPr>
-          <w:p>
-            <w:pPr>
-              <w:keepNext w:val="0"/>
-              <w:spacing w:before="40" w:after="40"/>
-            </w:pPr>
-            <w:r>
-              <w:rPr>
-                <w:rFonts w:ascii="Yu Gothic" w:hAnsi="Yu Gothic" w:eastAsia="Yu Gothic"/>
-                <w:b w:val="0"/>
-                <w:sz w:val="19"/>
-              </w:rPr>
-              <w:t>記録用紙</w:t>
-            </w:r>
-          </w:p>
-        </w:tc>
-        <w:tc>
-          <w:tcPr>
-            <w:tcW w:type="dxa" w:w="7030"/>
-          </w:tcPr>
-          <w:p>
-            <w:pPr>
-              <w:keepNext w:val="0"/>
-              <w:spacing w:before="40" w:after="40"/>
-            </w:pPr>
-            <w:r>
-              <w:rPr>
-                <w:rFonts w:ascii="Yu Gothic" w:hAnsi="Yu Gothic" w:eastAsia="Yu Gothic"/>
-                <w:b w:val="0"/>
-                <w:sz w:val="19"/>
-              </w:rPr>
-              <w:t>乗降アプリが使えないときの予備</w:t>
             </w:r>
           </w:p>
         </w:tc>

--- a/docs/実験の進め方.docx
+++ b/docs/実験の進め方.docx
@@ -49,7 +49,7 @@
       <w:tr>
         <w:tc>
           <w:tcPr>
-            <w:tcW w:type="dxa" w:w="1474"/>
+            <w:tcW w:type="dxa" w:w="1361"/>
           </w:tcPr>
           <w:p>
             <w:pPr>
@@ -60,7 +60,7 @@
         </w:tc>
         <w:tc>
           <w:tcPr>
-            <w:tcW w:type="dxa" w:w="4082"/>
+            <w:tcW w:type="dxa" w:w="3175"/>
           </w:tcPr>
           <w:p>
             <w:pPr>
@@ -79,7 +79,7 @@
         </w:tc>
         <w:tc>
           <w:tcPr>
-            <w:tcW w:type="dxa" w:w="1247"/>
+            <w:tcW w:type="dxa" w:w="1134"/>
           </w:tcPr>
           <w:p>
             <w:pPr>
@@ -98,7 +98,7 @@
         </w:tc>
         <w:tc>
           <w:tcPr>
-            <w:tcW w:type="dxa" w:w="2041"/>
+            <w:tcW w:type="dxa" w:w="3175"/>
           </w:tcPr>
           <w:p>
             <w:pPr>
@@ -119,7 +119,7 @@
       <w:tr>
         <w:tc>
           <w:tcPr>
-            <w:tcW w:type="dxa" w:w="1474"/>
+            <w:tcW w:type="dxa" w:w="1361"/>
           </w:tcPr>
           <w:p>
             <w:pPr>
@@ -138,7 +138,7 @@
         </w:tc>
         <w:tc>
           <w:tcPr>
-            <w:tcW w:type="dxa" w:w="4082"/>
+            <w:tcW w:type="dxa" w:w="3175"/>
           </w:tcPr>
           <w:p>
             <w:pPr>
@@ -157,7 +157,7 @@
         </w:tc>
         <w:tc>
           <w:tcPr>
-            <w:tcW w:type="dxa" w:w="1247"/>
+            <w:tcW w:type="dxa" w:w="1134"/>
           </w:tcPr>
           <w:p>
             <w:pPr>
@@ -176,7 +176,7 @@
         </w:tc>
         <w:tc>
           <w:tcPr>
-            <w:tcW w:type="dxa" w:w="2041"/>
+            <w:tcW w:type="dxa" w:w="3175"/>
           </w:tcPr>
           <w:p>
             <w:pPr>
@@ -189,7 +189,7 @@
                 <w:b w:val="0"/>
                 <w:sz w:val="19"/>
               </w:rPr>
-              <w:t>毎回あり</w:t>
+              <w:t>毎回2つ。桃山台駅 6問、南口 16問（2回目は19問）</w:t>
             </w:r>
           </w:p>
         </w:tc>
@@ -197,7 +197,7 @@
       <w:tr>
         <w:tc>
           <w:tcPr>
-            <w:tcW w:type="dxa" w:w="1474"/>
+            <w:tcW w:type="dxa" w:w="1361"/>
           </w:tcPr>
           <w:p>
             <w:pPr>
@@ -216,7 +216,7 @@
         </w:tc>
         <w:tc>
           <w:tcPr>
-            <w:tcW w:type="dxa" w:w="4082"/>
+            <w:tcW w:type="dxa" w:w="3175"/>
           </w:tcPr>
           <w:p>
             <w:pPr>
@@ -235,7 +235,7 @@
         </w:tc>
         <w:tc>
           <w:tcPr>
-            <w:tcW w:type="dxa" w:w="1247"/>
+            <w:tcW w:type="dxa" w:w="1134"/>
           </w:tcPr>
           <w:p>
             <w:pPr>
@@ -254,7 +254,7 @@
         </w:tc>
         <w:tc>
           <w:tcPr>
-            <w:tcW w:type="dxa" w:w="2041"/>
+            <w:tcW w:type="dxa" w:w="3175"/>
           </w:tcPr>
           <w:p>
             <w:pPr>
@@ -267,7 +267,7 @@
                 <w:b w:val="0"/>
                 <w:sz w:val="19"/>
               </w:rPr>
-              <w:t>短いもの</w:t>
+              <w:t>南口で1つ（5問）</w:t>
             </w:r>
           </w:p>
         </w:tc>
@@ -1073,7 +1073,7 @@
           <w:b w:val="0"/>
           <w:sz w:val="20"/>
         </w:rPr>
-        <w:t>アンケートは、南口に着いたら配布用紙の裏のQRから各自で答える</w:t>
+        <w:t>アンケートは2つ。桃山台駅でゆきの分、南口でかえりの分を、配布用紙の裏のQRから各自で答える</w:t>
       </w:r>
     </w:p>
     <w:p>
@@ -1877,6 +1877,45 @@
           <w:b w:val="0"/>
           <w:sz w:val="20"/>
         </w:rPr>
+        <w:t>画面の下の帯が「</w:t>
+      </w:r>
+      <w:r>
+        <w:rPr>
+          <w:rFonts w:ascii="Yu Gothic" w:hAnsi="Yu Gothic" w:eastAsia="Yu Gothic"/>
+          <w:b/>
+          <w:sz w:val="20"/>
+        </w:rPr>
+        <w:t>位置情報 OK</w:t>
+      </w:r>
+      <w:r>
+        <w:rPr>
+          <w:rFonts w:ascii="Yu Gothic" w:hAnsi="Yu Gothic" w:eastAsia="Yu Gothic"/>
+          <w:b w:val="0"/>
+          <w:sz w:val="20"/>
+        </w:rPr>
+        <w:t>」になっているか確かめる。オレンジの帯なら帯を押し、出てきた手順を一緒にやる</w:t>
+      </w:r>
+    </w:p>
+    <w:p>
+      <w:pPr>
+        <w:spacing w:before="0" w:after="60"/>
+        <w:ind w:left="283"/>
+      </w:pPr>
+      <w:r>
+        <w:rPr>
+          <w:rFonts w:ascii="Yu Gothic" w:hAnsi="Yu Gothic" w:eastAsia="Yu Gothic"/>
+          <w:b/>
+          <w:color w:val="1A4B8C"/>
+          <w:sz w:val="20"/>
+        </w:rPr>
+        <w:t xml:space="preserve">5.  </w:t>
+      </w:r>
+      <w:r>
+        <w:rPr>
+          <w:rFonts w:ascii="Yu Gothic" w:hAnsi="Yu Gothic" w:eastAsia="Yu Gothic"/>
+          <w:b w:val="0"/>
+          <w:sz w:val="20"/>
+        </w:rPr>
         <w:t>のりばで練習。「</w:t>
       </w:r>
       <w:r>
@@ -1940,7 +1979,7 @@
           <w:color w:val="1A4B8C"/>
           <w:sz w:val="20"/>
         </w:rPr>
-        <w:t xml:space="preserve">5.  </w:t>
+        <w:t xml:space="preserve">6.  </w:t>
       </w:r>
       <w:r>
         <w:rPr>
@@ -1979,7 +2018,7 @@
           <w:color w:val="1A4B8C"/>
           <w:sz w:val="20"/>
         </w:rPr>
-        <w:t xml:space="preserve">6.  </w:t>
+        <w:t xml:space="preserve">7.  </w:t>
       </w:r>
       <w:r>
         <w:rPr>
@@ -2414,6 +2453,35 @@
     </w:p>
     <w:p>
       <w:pPr>
+        <w:spacing w:before="0" w:after="80"/>
+      </w:pPr>
+      <w:r>
+        <w:rPr>
+          <w:rFonts w:ascii="Yu Gothic" w:hAnsi="Yu Gothic" w:eastAsia="Yu Gothic"/>
+          <w:b w:val="0"/>
+          <w:sz w:val="20"/>
+        </w:rPr>
+        <w:t>南口では UI研究と同じく、画面の下の帯が「</w:t>
+      </w:r>
+      <w:r>
+        <w:rPr>
+          <w:rFonts w:ascii="Yu Gothic" w:hAnsi="Yu Gothic" w:eastAsia="Yu Gothic"/>
+          <w:b/>
+          <w:sz w:val="20"/>
+        </w:rPr>
+        <w:t>位置情報 OK</w:t>
+      </w:r>
+      <w:r>
+        <w:rPr>
+          <w:rFonts w:ascii="Yu Gothic" w:hAnsi="Yu Gothic" w:eastAsia="Yu Gothic"/>
+          <w:b w:val="0"/>
+          <w:sz w:val="20"/>
+        </w:rPr>
+        <w:t>」になっているか確かめる。</w:t>
+      </w:r>
+    </w:p>
+    <w:p>
+      <w:pPr>
         <w:keepNext/>
         <w:spacing w:before="280" w:after="80"/>
         <w:pBdr>

--- a/docs/実験の進め方.docx
+++ b/docs/実験の進め方.docx
@@ -2676,6 +2676,46 @@
           </w:tcPr>
           <w:p>
             <w:pPr>
+              <w:keepNext/>
+              <w:spacing w:before="40" w:after="40"/>
+            </w:pPr>
+            <w:r>
+              <w:rPr>
+                <w:rFonts w:ascii="Yu Gothic" w:hAnsi="Yu Gothic" w:eastAsia="Yu Gothic"/>
+                <w:b w:val="0"/>
+                <w:sz w:val="19"/>
+              </w:rPr>
+              <w:t>参加確認書兼運賃支出記録</w:t>
+            </w:r>
+          </w:p>
+        </w:tc>
+        <w:tc>
+          <w:tcPr>
+            <w:tcW w:type="dxa" w:w="7030"/>
+          </w:tcPr>
+          <w:p>
+            <w:pPr>
+              <w:keepNext/>
+              <w:spacing w:before="40" w:after="40"/>
+            </w:pPr>
+            <w:r>
+              <w:rPr>
+                <w:rFonts w:ascii="Yu Gothic" w:hAnsi="Yu Gothic" w:eastAsia="Yu Gothic"/>
+                <w:b w:val="0"/>
+                <w:sz w:val="19"/>
+              </w:rPr>
+              <w:t>往復1回につき1枚（参加者の欄は2人分。3人なら2枚）。各自に自署してもらい、往復の運賃と払い方（現金／IC）を書く（小林先生_正式書関連）</w:t>
+            </w:r>
+          </w:p>
+        </w:tc>
+      </w:tr>
+      <w:tr>
+        <w:tc>
+          <w:tcPr>
+            <w:tcW w:type="dxa" w:w="1814"/>
+          </w:tcPr>
+          <w:p>
+            <w:pPr>
               <w:keepNext w:val="0"/>
               <w:spacing w:before="40" w:after="40"/>
             </w:pPr>

--- a/docs/実験の進め方.docx
+++ b/docs/実験の進め方.docx
@@ -1760,7 +1760,39 @@
           <w:b w:val="0"/>
           <w:sz w:val="20"/>
         </w:rPr>
-        <w:t>名簿で何回目かを確かめ、その回の配布用紙を渡す。1回目の人にはカードも渡す</w:t>
+        <w:t>1回目の人には、実験の前に</w:t>
+      </w:r>
+      <w:r>
+        <w:rPr>
+          <w:rFonts w:ascii="Yu Gothic" w:hAnsi="Yu Gothic" w:eastAsia="Yu Gothic"/>
+          <w:b/>
+          <w:sz w:val="20"/>
+        </w:rPr>
+        <w:t>説明文書</w:t>
+      </w:r>
+      <w:r>
+        <w:rPr>
+          <w:rFonts w:ascii="Yu Gothic" w:hAnsi="Yu Gothic" w:eastAsia="Yu Gothic"/>
+          <w:b w:val="0"/>
+          <w:sz w:val="20"/>
+        </w:rPr>
+        <w:t>を渡して説明し、</w:t>
+      </w:r>
+      <w:r>
+        <w:rPr>
+          <w:rFonts w:ascii="Yu Gothic" w:hAnsi="Yu Gothic" w:eastAsia="Yu Gothic"/>
+          <w:b/>
+          <w:sz w:val="20"/>
+        </w:rPr>
+        <w:t>同意書</w:t>
+      </w:r>
+      <w:r>
+        <w:rPr>
+          <w:rFonts w:ascii="Yu Gothic" w:hAnsi="Yu Gothic" w:eastAsia="Yu Gothic"/>
+          <w:b w:val="0"/>
+          <w:sz w:val="20"/>
+        </w:rPr>
+        <w:t>に署名してもらう</w:t>
       </w:r>
     </w:p>
     <w:p>
@@ -1783,6 +1815,29 @@
           <w:b w:val="0"/>
           <w:sz w:val="20"/>
         </w:rPr>
+        <w:t>名簿で何回目かを確かめ、その回の配布用紙を渡す。1回目の人にはカードも渡す</w:t>
+      </w:r>
+    </w:p>
+    <w:p>
+      <w:pPr>
+        <w:spacing w:before="0" w:after="60"/>
+        <w:ind w:left="283"/>
+      </w:pPr>
+      <w:r>
+        <w:rPr>
+          <w:rFonts w:ascii="Yu Gothic" w:hAnsi="Yu Gothic" w:eastAsia="Yu Gothic"/>
+          <w:b/>
+          <w:color w:val="1A4B8C"/>
+          <w:sz w:val="20"/>
+        </w:rPr>
+        <w:t xml:space="preserve">3.  </w:t>
+      </w:r>
+      <w:r>
+        <w:rPr>
+          <w:rFonts w:ascii="Yu Gothic" w:hAnsi="Yu Gothic" w:eastAsia="Yu Gothic"/>
+          <w:b w:val="0"/>
+          <w:sz w:val="20"/>
+        </w:rPr>
         <w:t>配布用紙の表のQRを読んでもらう</w:t>
       </w:r>
     </w:p>
@@ -1798,7 +1853,7 @@
           <w:color w:val="1A4B8C"/>
           <w:sz w:val="20"/>
         </w:rPr>
-        <w:t xml:space="preserve">3.  </w:t>
+        <w:t xml:space="preserve">4.  </w:t>
       </w:r>
       <w:r>
         <w:rPr>
@@ -1869,7 +1924,7 @@
           <w:color w:val="1A4B8C"/>
           <w:sz w:val="20"/>
         </w:rPr>
-        <w:t xml:space="preserve">4.  </w:t>
+        <w:t xml:space="preserve">5.  </w:t>
       </w:r>
       <w:r>
         <w:rPr>
@@ -1908,7 +1963,7 @@
           <w:color w:val="1A4B8C"/>
           <w:sz w:val="20"/>
         </w:rPr>
-        <w:t xml:space="preserve">5.  </w:t>
+        <w:t xml:space="preserve">6.  </w:t>
       </w:r>
       <w:r>
         <w:rPr>
@@ -1979,7 +2034,7 @@
           <w:color w:val="1A4B8C"/>
           <w:sz w:val="20"/>
         </w:rPr>
-        <w:t xml:space="preserve">6.  </w:t>
+        <w:t xml:space="preserve">7.  </w:t>
       </w:r>
       <w:r>
         <w:rPr>
@@ -2018,7 +2073,7 @@
           <w:color w:val="1A4B8C"/>
           <w:sz w:val="20"/>
         </w:rPr>
-        <w:t xml:space="preserve">7.  </w:t>
+        <w:t xml:space="preserve">8.  </w:t>
       </w:r>
       <w:r>
         <w:rPr>
@@ -2482,6 +2537,19 @@
     </w:p>
     <w:p>
       <w:pPr>
+        <w:spacing w:before="0" w:after="80"/>
+      </w:pPr>
+      <w:r>
+        <w:rPr>
+          <w:rFonts w:ascii="Yu Gothic" w:hAnsi="Yu Gothic" w:eastAsia="Yu Gothic"/>
+          <w:b w:val="0"/>
+          <w:sz w:val="20"/>
+        </w:rPr>
+        <w:t>同意書もUI研究と同じく、まだ書いていない人には実験の前に書いてもらう。</w:t>
+      </w:r>
+    </w:p>
+    <w:p>
+      <w:pPr>
         <w:keepNext/>
         <w:spacing w:before="280" w:after="80"/>
         <w:pBdr>
@@ -2665,6 +2733,46 @@
                 <w:sz w:val="19"/>
               </w:rPr>
               <w:t>その人が何回目か</w:t>
+            </w:r>
+          </w:p>
+        </w:tc>
+      </w:tr>
+      <w:tr>
+        <w:tc>
+          <w:tcPr>
+            <w:tcW w:type="dxa" w:w="1814"/>
+          </w:tcPr>
+          <w:p>
+            <w:pPr>
+              <w:keepNext/>
+              <w:spacing w:before="40" w:after="40"/>
+            </w:pPr>
+            <w:r>
+              <w:rPr>
+                <w:rFonts w:ascii="Yu Gothic" w:hAnsi="Yu Gothic" w:eastAsia="Yu Gothic"/>
+                <w:b w:val="0"/>
+                <w:sz w:val="19"/>
+              </w:rPr>
+              <w:t>説明文書・同意書</w:t>
+            </w:r>
+          </w:p>
+        </w:tc>
+        <w:tc>
+          <w:tcPr>
+            <w:tcW w:type="dxa" w:w="7030"/>
+          </w:tcPr>
+          <w:p>
+            <w:pPr>
+              <w:keepNext/>
+              <w:spacing w:before="40" w:after="40"/>
+            </w:pPr>
+            <w:r>
+              <w:rPr>
+                <w:rFonts w:ascii="Yu Gothic" w:hAnsi="Yu Gothic" w:eastAsia="Yu Gothic"/>
+                <w:b w:val="0"/>
+                <w:sz w:val="19"/>
+              </w:rPr>
+              <w:t>1回目の人の数だけ（教授が印刷）</w:t>
             </w:r>
           </w:p>
         </w:tc>

--- a/docs/実験の進め方.docx
+++ b/docs/実験の進め方.docx
@@ -189,7 +189,7 @@
                 <w:b w:val="0"/>
                 <w:sz w:val="19"/>
               </w:rPr>
-              <w:t>毎回2つ。桃山台駅 6問、南口 16問（2回目は19問）</w:t>
+              <w:t>毎回2つ。桃山台駅 7問、南口 18問（2回目は22問）</w:t>
             </w:r>
           </w:p>
         </w:tc>
@@ -2377,7 +2377,7 @@
                 <w:b w:val="0"/>
                 <w:sz w:val="19"/>
               </w:rPr>
-              <w:t>運転士以外で、車内にいる全員。</w:t>
+              <w:t>運転士以外で、車内にいる全員。赤ちゃんも1人と数える。</w:t>
             </w:r>
             <w:r>
               <w:rPr>
@@ -2593,7 +2593,7 @@
                 <w:b w:val="0"/>
                 <w:sz w:val="19"/>
               </w:rPr>
-              <w:t>配布カード</w:t>
+              <w:t>ログインカード</w:t>
             </w:r>
           </w:p>
         </w:tc>
